--- a/Пояснительная записка.docx
+++ b/Пояснительная записка.docx
@@ -1,6 +1,6 @@
 
 <file path=word/document.xml><?xml version="1.0" encoding="utf-8"?>
-<w:document xmlns:wpc="http://schemas.microsoft.com/office/word/2010/wordprocessingCanvas" xmlns:cx="http://schemas.microsoft.com/office/drawing/2014/chartex" xmlns:cx1="http://schemas.microsoft.com/office/drawing/2015/9/8/chartex" xmlns:mc="http://schemas.openxmlformats.org/markup-compatibility/2006" xmlns:o="urn:schemas-microsoft-com:office:office" xmlns:r="http://schemas.openxmlformats.org/officeDocument/2006/relationships" xmlns:m="http://schemas.openxmlformats.org/officeDocument/2006/math" xmlns:v="urn:schemas-microsoft-com:vml" xmlns:wp14="http://schemas.microsoft.com/office/word/2010/wordprocessingDrawing" xmlns:wp="http://schemas.openxmlformats.org/drawingml/2006/wordprocessingDrawing" xmlns:w10="urn:schemas-microsoft-com:office:word" xmlns:w="http://schemas.openxmlformats.org/wordprocessingml/2006/main" xmlns:w14="http://schemas.microsoft.com/office/word/2010/wordml" xmlns:w15="http://schemas.microsoft.com/office/word/2012/wordml" xmlns:w16se="http://schemas.microsoft.com/office/word/2015/wordml/symex" xmlns:wpg="http://schemas.microsoft.com/office/word/2010/wordprocessingGroup" xmlns:wpi="http://schemas.microsoft.com/office/word/2010/wordprocessingInk" xmlns:wne="http://schemas.microsoft.com/office/word/2006/wordml" xmlns:wps="http://schemas.microsoft.com/office/word/2010/wordprocessingShape" mc:Ignorable="w14 w15 w16se wp14">
+<w:document xmlns:wpc="http://schemas.microsoft.com/office/word/2010/wordprocessingCanvas" xmlns:cx="http://schemas.microsoft.com/office/drawing/2014/chartex" xmlns:cx1="http://schemas.microsoft.com/office/drawing/2015/9/8/chartex" xmlns:cx2="http://schemas.microsoft.com/office/drawing/2015/10/21/chartex" xmlns:cx3="http://schemas.microsoft.com/office/drawing/2016/5/9/chartex" xmlns:cx4="http://schemas.microsoft.com/office/drawing/2016/5/10/chartex" xmlns:cx5="http://schemas.microsoft.com/office/drawing/2016/5/11/chartex" xmlns:cx6="http://schemas.microsoft.com/office/drawing/2016/5/12/chartex" xmlns:cx7="http://schemas.microsoft.com/office/drawing/2016/5/13/chartex" xmlns:cx8="http://schemas.microsoft.com/office/drawing/2016/5/14/chartex" xmlns:mc="http://schemas.openxmlformats.org/markup-compatibility/2006" xmlns:aink="http://schemas.microsoft.com/office/drawing/2016/ink" xmlns:am3d="http://schemas.microsoft.com/office/drawing/2017/model3d" xmlns:o="urn:schemas-microsoft-com:office:office" xmlns:oel="http://schemas.microsoft.com/office/2019/extlst" xmlns:r="http://schemas.openxmlformats.org/officeDocument/2006/relationships" xmlns:m="http://schemas.openxmlformats.org/officeDocument/2006/math" xmlns:v="urn:schemas-microsoft-com:vml" xmlns:wp14="http://schemas.microsoft.com/office/word/2010/wordprocessingDrawing" xmlns:wp="http://schemas.openxmlformats.org/drawingml/2006/wordprocessingDrawing" xmlns:w10="urn:schemas-microsoft-com:office:word" xmlns:w="http://schemas.openxmlformats.org/wordprocessingml/2006/main" xmlns:w14="http://schemas.microsoft.com/office/word/2010/wordml" xmlns:w15="http://schemas.microsoft.com/office/word/2012/wordml" xmlns:w16cex="http://schemas.microsoft.com/office/word/2018/wordml/cex" xmlns:w16cid="http://schemas.microsoft.com/office/word/2016/wordml/cid" xmlns:w16="http://schemas.microsoft.com/office/word/2018/wordml" xmlns:w16sdtdh="http://schemas.microsoft.com/office/word/2020/wordml/sdtdatahash" xmlns:w16se="http://schemas.microsoft.com/office/word/2015/wordml/symex" xmlns:wpg="http://schemas.microsoft.com/office/word/2010/wordprocessingGroup" xmlns:wpi="http://schemas.microsoft.com/office/word/2010/wordprocessingInk" xmlns:wne="http://schemas.microsoft.com/office/word/2006/wordml" xmlns:wps="http://schemas.microsoft.com/office/word/2010/wordprocessingShape" mc:Ignorable="w14 w15 w16se w16cid w16 w16cex w16sdtdh wp14">
   <w:body>
     <w:p>
       <w:pPr>
@@ -620,15 +620,7 @@
         <w:pStyle w:val="ae"/>
       </w:pPr>
       <w:r>
-        <w:t xml:space="preserve">Разрабатываемая система представляет собой настольное приложение, созданное на языке C# с использованием технологии WPF и базы данных SQL </w:t>
-      </w:r>
-      <w:proofErr w:type="spellStart"/>
-      <w:r>
-        <w:t>Server</w:t>
-      </w:r>
-      <w:proofErr w:type="spellEnd"/>
-      <w:r>
-        <w:t>.</w:t>
+        <w:t>Разрабатываемая система представляет собой настольное приложение, созданное на языке C# с использованием технологии WPF и базы данных SQL Server.</w:t>
       </w:r>
     </w:p>
     <w:p>
@@ -808,23 +800,7 @@
         <w:pStyle w:val="ae"/>
       </w:pPr>
       <w:r>
-        <w:t>Для проектирования функционала системы была разработана диаграмма вариантов использования (</w:t>
-      </w:r>
-      <w:proofErr w:type="spellStart"/>
-      <w:r>
-        <w:t>Use</w:t>
-      </w:r>
-      <w:proofErr w:type="spellEnd"/>
-      <w:r>
-        <w:t xml:space="preserve"> </w:t>
-      </w:r>
-      <w:proofErr w:type="spellStart"/>
-      <w:r>
-        <w:t>Case</w:t>
-      </w:r>
-      <w:proofErr w:type="spellEnd"/>
-      <w:r>
-        <w:t>).</w:t>
+        <w:t>Для проектирования функционала системы была разработана диаграмма вариантов использования (Use Case).</w:t>
       </w:r>
     </w:p>
     <w:p>
@@ -931,23 +907,22 @@
         <w:pStyle w:val="ae"/>
       </w:pPr>
       <w:r>
-        <w:t>- Пользователь – имеет доступ только к просмотру данных.</w:t>
-      </w:r>
-    </w:p>
-    <w:p>
-      <w:pPr>
-        <w:pStyle w:val="ae"/>
-      </w:pPr>
-      <w:r>
-        <w:rPr>
-          <w:noProof/>
-          <w:lang w:eastAsia="ru-RU"/>
+        <w:rPr>
+          <w:color w:val="FF0000"/>
         </w:rPr>
         <w:drawing>
-          <wp:inline distT="0" distB="0" distL="0" distR="0" wp14:anchorId="00C436DB" wp14:editId="625BF69C">
-            <wp:extent cx="2931075" cy="2456597"/>
-            <wp:effectExtent l="19050" t="19050" r="22225" b="20320"/>
-            <wp:docPr id="7" name="Рисунок 7"/>
+          <wp:anchor distT="0" distB="0" distL="114300" distR="114300" simplePos="0" relativeHeight="251658240" behindDoc="0" locked="0" layoutInCell="1" allowOverlap="1" wp14:anchorId="0822A462" wp14:editId="21AD68B2">
+            <wp:simplePos x="0" y="0"/>
+            <wp:positionH relativeFrom="column">
+              <wp:posOffset>356870</wp:posOffset>
+            </wp:positionH>
+            <wp:positionV relativeFrom="paragraph">
+              <wp:posOffset>310515</wp:posOffset>
+            </wp:positionV>
+            <wp:extent cx="3963035" cy="2781300"/>
+            <wp:effectExtent l="0" t="0" r="0" b="0"/>
+            <wp:wrapTopAndBottom/>
+            <wp:docPr id="20" name="Рисунок 20"/>
             <wp:cNvGraphicFramePr>
               <a:graphicFrameLocks xmlns:a="http://schemas.openxmlformats.org/drawingml/2006/main" noChangeAspect="1"/>
             </wp:cNvGraphicFramePr>
@@ -959,7 +934,13 @@
                     <pic:cNvPicPr/>
                   </pic:nvPicPr>
                   <pic:blipFill>
-                    <a:blip r:embed="rId9"/>
+                    <a:blip r:embed="rId9">
+                      <a:extLst>
+                        <a:ext uri="{28A0092B-C50C-407E-A947-70E740481C1C}">
+                          <a14:useLocalDpi xmlns:a14="http://schemas.microsoft.com/office/drawing/2010/main" val="0"/>
+                        </a:ext>
+                      </a:extLst>
+                    </a:blip>
                     <a:stretch>
                       <a:fillRect/>
                     </a:stretch>
@@ -967,28 +948,26 @@
                   <pic:spPr>
                     <a:xfrm>
                       <a:off x="0" y="0"/>
-                      <a:ext cx="2995179" cy="2510324"/>
+                      <a:ext cx="3963035" cy="2781300"/>
                     </a:xfrm>
                     <a:prstGeom prst="rect">
                       <a:avLst/>
                     </a:prstGeom>
-                    <a:ln>
-                      <a:solidFill>
-                        <a:schemeClr val="tx1"/>
-                      </a:solidFill>
-                    </a:ln>
                   </pic:spPr>
                 </pic:pic>
               </a:graphicData>
             </a:graphic>
-          </wp:inline>
+            <wp14:sizeRelH relativeFrom="margin">
+              <wp14:pctWidth>0</wp14:pctWidth>
+            </wp14:sizeRelH>
+            <wp14:sizeRelV relativeFrom="margin">
+              <wp14:pctHeight>0</wp14:pctHeight>
+            </wp14:sizeRelV>
+          </wp:anchor>
         </w:drawing>
       </w:r>
       <w:r>
-        <w:rPr>
-          <w:color w:val="FF0000"/>
-        </w:rPr>
-        <w:t>ПОМЕНЯТЬ</w:t>
+        <w:t>- Пользователь – имеет доступ только к просмотру данных.</w:t>
       </w:r>
     </w:p>
     <w:p>
@@ -1356,31 +1335,7 @@
         <w:t xml:space="preserve">. </w:t>
       </w:r>
       <w:r>
-        <w:t>ER-диаграмма графически представляет сущности (</w:t>
-      </w:r>
-      <w:proofErr w:type="spellStart"/>
-      <w:r>
-        <w:t>entities</w:t>
-      </w:r>
-      <w:proofErr w:type="spellEnd"/>
-      <w:r>
-        <w:t>) предметной области, свойства (</w:t>
-      </w:r>
-      <w:proofErr w:type="spellStart"/>
-      <w:r>
-        <w:t>attributes</w:t>
-      </w:r>
-      <w:proofErr w:type="spellEnd"/>
-      <w:r>
-        <w:t>) сущностей и связи (</w:t>
-      </w:r>
-      <w:proofErr w:type="spellStart"/>
-      <w:r>
-        <w:t>relationship</w:t>
-      </w:r>
-      <w:proofErr w:type="spellEnd"/>
-      <w:r>
-        <w:t>) между ними</w:t>
+        <w:t>ER-диаграмма графически представляет сущности (entities) предметной области, свойства (attributes) сущностей и связи (relationship) между ними</w:t>
       </w:r>
       <w:r>
         <w:t>.</w:t>
@@ -1662,14 +1617,12 @@
                 <w:szCs w:val="24"/>
               </w:rPr>
             </w:pPr>
-            <w:proofErr w:type="spellStart"/>
             <w:r>
               <w:rPr>
                 <w:lang w:val="en-US"/>
               </w:rPr>
               <w:t>int</w:t>
             </w:r>
-            <w:proofErr w:type="spellEnd"/>
           </w:p>
         </w:tc>
         <w:tc>
@@ -1693,7 +1646,6 @@
                 <w:szCs w:val="24"/>
               </w:rPr>
             </w:pPr>
-            <w:proofErr w:type="spellStart"/>
             <w:r>
               <w:rPr>
                 <w:sz w:val="24"/>
@@ -1701,7 +1653,6 @@
               </w:rPr>
               <w:t>Автоинкремент</w:t>
             </w:r>
-            <w:proofErr w:type="spellEnd"/>
           </w:p>
         </w:tc>
       </w:tr>
@@ -1887,14 +1838,12 @@
                 <w:lang w:val="en-US"/>
               </w:rPr>
             </w:pPr>
-            <w:proofErr w:type="spellStart"/>
             <w:r>
               <w:rPr>
                 <w:lang w:val="en-US"/>
               </w:rPr>
               <w:t>Int</w:t>
             </w:r>
-            <w:proofErr w:type="spellEnd"/>
           </w:p>
         </w:tc>
         <w:tc>
@@ -2000,14 +1949,12 @@
                 <w:lang w:val="en-US"/>
               </w:rPr>
             </w:pPr>
-            <w:proofErr w:type="spellStart"/>
             <w:r>
               <w:rPr>
                 <w:lang w:val="en-US"/>
               </w:rPr>
               <w:t>int</w:t>
             </w:r>
-            <w:proofErr w:type="spellEnd"/>
           </w:p>
         </w:tc>
         <w:tc>
@@ -2044,33 +1991,11 @@
       <w:pPr>
         <w:pStyle w:val="ae"/>
       </w:pPr>
-      <w:proofErr w:type="spellStart"/>
       <w:r>
         <w:rPr>
           <w:lang w:val="en-US"/>
         </w:rPr>
-        <w:t>Таблица</w:t>
-      </w:r>
-      <w:proofErr w:type="spellEnd"/>
-      <w:r>
-        <w:rPr>
-          <w:lang w:val="en-US"/>
-        </w:rPr>
-        <w:t xml:space="preserve"> 2.2 – </w:t>
-      </w:r>
-      <w:proofErr w:type="spellStart"/>
-      <w:r>
-        <w:rPr>
-          <w:lang w:val="en-US"/>
-        </w:rPr>
-        <w:t>Сущность</w:t>
-      </w:r>
-      <w:proofErr w:type="spellEnd"/>
-      <w:r>
-        <w:rPr>
-          <w:lang w:val="en-US"/>
-        </w:rPr>
-        <w:t xml:space="preserve"> Roles</w:t>
+        <w:t>Таблица 2.2 – Сущность Roles</w:t>
       </w:r>
     </w:p>
     <w:tbl>
@@ -2326,14 +2251,12 @@
                 <w:szCs w:val="24"/>
               </w:rPr>
             </w:pPr>
-            <w:proofErr w:type="spellStart"/>
             <w:r>
               <w:rPr>
                 <w:lang w:val="en-US"/>
               </w:rPr>
               <w:t>int</w:t>
             </w:r>
-            <w:proofErr w:type="spellEnd"/>
           </w:p>
         </w:tc>
         <w:tc>
@@ -2357,7 +2280,6 @@
                 <w:szCs w:val="24"/>
               </w:rPr>
             </w:pPr>
-            <w:proofErr w:type="spellStart"/>
             <w:r>
               <w:rPr>
                 <w:sz w:val="24"/>
@@ -2365,7 +2287,6 @@
               </w:rPr>
               <w:t>Автоинкремент</w:t>
             </w:r>
-            <w:proofErr w:type="spellEnd"/>
           </w:p>
         </w:tc>
       </w:tr>
@@ -2485,33 +2406,11 @@
       <w:pPr>
         <w:pStyle w:val="ae"/>
       </w:pPr>
-      <w:proofErr w:type="spellStart"/>
       <w:r>
         <w:rPr>
           <w:lang w:val="en-US"/>
         </w:rPr>
-        <w:t>Таблица</w:t>
-      </w:r>
-      <w:proofErr w:type="spellEnd"/>
-      <w:r>
-        <w:rPr>
-          <w:lang w:val="en-US"/>
-        </w:rPr>
-        <w:t xml:space="preserve"> 2.3 – </w:t>
-      </w:r>
-      <w:proofErr w:type="spellStart"/>
-      <w:r>
-        <w:rPr>
-          <w:lang w:val="en-US"/>
-        </w:rPr>
-        <w:t>Сущность</w:t>
-      </w:r>
-      <w:proofErr w:type="spellEnd"/>
-      <w:r>
-        <w:rPr>
-          <w:lang w:val="en-US"/>
-        </w:rPr>
-        <w:t xml:space="preserve"> Students</w:t>
+        <w:t>Таблица 2.3 – Сущность Students</w:t>
       </w:r>
     </w:p>
     <w:tbl>
@@ -2773,14 +2672,12 @@
                 <w:szCs w:val="24"/>
               </w:rPr>
             </w:pPr>
-            <w:proofErr w:type="spellStart"/>
             <w:r>
               <w:rPr>
                 <w:lang w:val="en-US"/>
               </w:rPr>
               <w:t>int</w:t>
             </w:r>
-            <w:proofErr w:type="spellEnd"/>
           </w:p>
         </w:tc>
         <w:tc>
@@ -2804,7 +2701,6 @@
                 <w:szCs w:val="24"/>
               </w:rPr>
             </w:pPr>
-            <w:proofErr w:type="spellStart"/>
             <w:r>
               <w:rPr>
                 <w:sz w:val="24"/>
@@ -2812,7 +2708,6 @@
               </w:rPr>
               <w:t>Автоинкремент</w:t>
             </w:r>
-            <w:proofErr w:type="spellEnd"/>
           </w:p>
         </w:tc>
       </w:tr>
@@ -3172,43 +3067,20 @@
           <w:lang w:val="en-US"/>
         </w:rPr>
       </w:pPr>
-      <w:proofErr w:type="spellStart"/>
       <w:r>
         <w:rPr>
           <w:lang w:val="en-US"/>
         </w:rPr>
-        <w:lastRenderedPageBreak/>
-        <w:t>Таблица</w:t>
-      </w:r>
-      <w:proofErr w:type="spellEnd"/>
+        <w:t>Таблица 2.</w:t>
+      </w:r>
+      <w:r>
+        <w:t>4</w:t>
+      </w:r>
       <w:r>
         <w:rPr>
           <w:lang w:val="en-US"/>
         </w:rPr>
-        <w:t xml:space="preserve"> 2.</w:t>
-      </w:r>
-      <w:r>
-        <w:t>4</w:t>
-      </w:r>
-      <w:r>
-        <w:rPr>
-          <w:lang w:val="en-US"/>
-        </w:rPr>
-        <w:t xml:space="preserve"> – </w:t>
-      </w:r>
-      <w:proofErr w:type="spellStart"/>
-      <w:r>
-        <w:rPr>
-          <w:lang w:val="en-US"/>
-        </w:rPr>
-        <w:t>Сущность</w:t>
-      </w:r>
-      <w:proofErr w:type="spellEnd"/>
-      <w:r>
-        <w:rPr>
-          <w:lang w:val="en-US"/>
-        </w:rPr>
-        <w:t xml:space="preserve"> Examiners</w:t>
+        <w:t xml:space="preserve"> – Сущность Examiners</w:t>
       </w:r>
     </w:p>
     <w:tbl>
@@ -3478,14 +3350,12 @@
                 <w:lang w:val="en-US"/>
               </w:rPr>
             </w:pPr>
-            <w:proofErr w:type="spellStart"/>
             <w:r>
               <w:rPr>
                 <w:lang w:val="en-US"/>
               </w:rPr>
               <w:t>int</w:t>
             </w:r>
-            <w:proofErr w:type="spellEnd"/>
           </w:p>
         </w:tc>
         <w:tc>
@@ -3510,7 +3380,6 @@
                 <w:lang w:val="en-US"/>
               </w:rPr>
             </w:pPr>
-            <w:proofErr w:type="spellStart"/>
             <w:r>
               <w:rPr>
                 <w:sz w:val="24"/>
@@ -3518,7 +3387,6 @@
               </w:rPr>
               <w:t>Автоинкремент</w:t>
             </w:r>
-            <w:proofErr w:type="spellEnd"/>
           </w:p>
         </w:tc>
       </w:tr>
@@ -3683,14 +3551,12 @@
                 <w:lang w:val="en-US"/>
               </w:rPr>
             </w:pPr>
-            <w:proofErr w:type="spellStart"/>
             <w:r>
               <w:rPr>
                 <w:lang w:val="en-US"/>
               </w:rPr>
               <w:t>Payment_examination</w:t>
             </w:r>
-            <w:proofErr w:type="spellEnd"/>
           </w:p>
         </w:tc>
         <w:tc>
@@ -3760,33 +3626,11 @@
           <w:lang w:val="en-US"/>
         </w:rPr>
       </w:pPr>
-      <w:proofErr w:type="spellStart"/>
       <w:r>
         <w:rPr>
           <w:lang w:val="en-US"/>
         </w:rPr>
-        <w:t>Таблица</w:t>
-      </w:r>
-      <w:proofErr w:type="spellEnd"/>
-      <w:r>
-        <w:rPr>
-          <w:lang w:val="en-US"/>
-        </w:rPr>
-        <w:t xml:space="preserve"> 2.5 – </w:t>
-      </w:r>
-      <w:proofErr w:type="spellStart"/>
-      <w:r>
-        <w:rPr>
-          <w:lang w:val="en-US"/>
-        </w:rPr>
-        <w:t>Сущность</w:t>
-      </w:r>
-      <w:proofErr w:type="spellEnd"/>
-      <w:r>
-        <w:rPr>
-          <w:lang w:val="en-US"/>
-        </w:rPr>
-        <w:t xml:space="preserve"> Groups</w:t>
+        <w:t>Таблица 2.5 – Сущность Groups</w:t>
       </w:r>
     </w:p>
     <w:tbl>
@@ -4056,14 +3900,12 @@
                 <w:lang w:val="en-US"/>
               </w:rPr>
             </w:pPr>
-            <w:proofErr w:type="spellStart"/>
             <w:r>
               <w:rPr>
                 <w:lang w:val="en-US"/>
               </w:rPr>
               <w:t>int</w:t>
             </w:r>
-            <w:proofErr w:type="spellEnd"/>
           </w:p>
         </w:tc>
         <w:tc>
@@ -4088,7 +3930,6 @@
                 <w:lang w:val="en-US"/>
               </w:rPr>
             </w:pPr>
-            <w:proofErr w:type="spellStart"/>
             <w:r>
               <w:rPr>
                 <w:sz w:val="24"/>
@@ -4096,7 +3937,6 @@
               </w:rPr>
               <w:t>Автоинкремент</w:t>
             </w:r>
-            <w:proofErr w:type="spellEnd"/>
           </w:p>
         </w:tc>
       </w:tr>
@@ -4288,14 +4128,12 @@
                 <w:lang w:val="en-US"/>
               </w:rPr>
             </w:pPr>
-            <w:proofErr w:type="spellStart"/>
             <w:r>
               <w:rPr>
                 <w:lang w:val="en-US"/>
               </w:rPr>
               <w:t>int</w:t>
             </w:r>
-            <w:proofErr w:type="spellEnd"/>
           </w:p>
         </w:tc>
         <w:tc>
@@ -4338,33 +4176,11 @@
           <w:lang w:val="en-US"/>
         </w:rPr>
       </w:pPr>
-      <w:proofErr w:type="spellStart"/>
       <w:r>
         <w:rPr>
           <w:lang w:val="en-US"/>
         </w:rPr>
-        <w:t>Таблица</w:t>
-      </w:r>
-      <w:proofErr w:type="spellEnd"/>
-      <w:r>
-        <w:rPr>
-          <w:lang w:val="en-US"/>
-        </w:rPr>
-        <w:t xml:space="preserve"> 2.6 – </w:t>
-      </w:r>
-      <w:proofErr w:type="spellStart"/>
-      <w:r>
-        <w:rPr>
-          <w:lang w:val="en-US"/>
-        </w:rPr>
-        <w:t>Сущность</w:t>
-      </w:r>
-      <w:proofErr w:type="spellEnd"/>
-      <w:r>
-        <w:rPr>
-          <w:lang w:val="en-US"/>
-        </w:rPr>
-        <w:t xml:space="preserve"> Subject</w:t>
+        <w:t>Таблица 2.6 – Сущность Subject</w:t>
       </w:r>
     </w:p>
     <w:tbl>
@@ -4634,14 +4450,12 @@
                 <w:lang w:val="en-US"/>
               </w:rPr>
             </w:pPr>
-            <w:proofErr w:type="spellStart"/>
             <w:r>
               <w:rPr>
                 <w:lang w:val="en-US"/>
               </w:rPr>
               <w:t>int</w:t>
             </w:r>
-            <w:proofErr w:type="spellEnd"/>
           </w:p>
         </w:tc>
         <w:tc>
@@ -4666,7 +4480,6 @@
                 <w:lang w:val="en-US"/>
               </w:rPr>
             </w:pPr>
-            <w:proofErr w:type="spellStart"/>
             <w:r>
               <w:rPr>
                 <w:sz w:val="24"/>
@@ -4674,7 +4487,6 @@
               </w:rPr>
               <w:t>Автоинкремент</w:t>
             </w:r>
-            <w:proofErr w:type="spellEnd"/>
           </w:p>
         </w:tc>
       </w:tr>
@@ -4831,14 +4643,12 @@
                 <w:lang w:val="en-US"/>
               </w:rPr>
             </w:pPr>
-            <w:proofErr w:type="spellStart"/>
             <w:r>
               <w:rPr>
                 <w:lang w:val="en-US"/>
               </w:rPr>
               <w:t>Min_Score</w:t>
             </w:r>
-            <w:proofErr w:type="spellEnd"/>
           </w:p>
         </w:tc>
         <w:tc>
@@ -4909,42 +4719,18 @@
           <w:lang w:val="en-US"/>
         </w:rPr>
       </w:pPr>
-      <w:proofErr w:type="spellStart"/>
       <w:r>
         <w:rPr>
           <w:lang w:val="en-US"/>
         </w:rPr>
-        <w:t>Таблица</w:t>
-      </w:r>
-      <w:proofErr w:type="spellEnd"/>
+        <w:t xml:space="preserve">Таблица 2.7 – Сущность </w:t>
+      </w:r>
       <w:r>
         <w:rPr>
           <w:lang w:val="en-US"/>
         </w:rPr>
-        <w:t xml:space="preserve"> 2.7 – </w:t>
-      </w:r>
-      <w:proofErr w:type="spellStart"/>
-      <w:r>
-        <w:rPr>
-          <w:lang w:val="en-US"/>
-        </w:rPr>
-        <w:t>Сущность</w:t>
-      </w:r>
-      <w:proofErr w:type="spellEnd"/>
-      <w:r>
-        <w:rPr>
-          <w:lang w:val="en-US"/>
-        </w:rPr>
-        <w:t xml:space="preserve"> </w:t>
-      </w:r>
-      <w:proofErr w:type="spellStart"/>
-      <w:r>
-        <w:rPr>
-          <w:lang w:val="en-US"/>
-        </w:rPr>
         <w:t>Payment_bets</w:t>
       </w:r>
-      <w:proofErr w:type="spellEnd"/>
     </w:p>
     <w:tbl>
       <w:tblPr>
@@ -5213,14 +4999,12 @@
                 <w:lang w:val="en-US"/>
               </w:rPr>
             </w:pPr>
-            <w:proofErr w:type="spellStart"/>
             <w:r>
               <w:rPr>
                 <w:lang w:val="en-US"/>
               </w:rPr>
               <w:t>int</w:t>
             </w:r>
-            <w:proofErr w:type="spellEnd"/>
           </w:p>
         </w:tc>
         <w:tc>
@@ -5245,7 +5029,6 @@
                 <w:lang w:val="en-US"/>
               </w:rPr>
             </w:pPr>
-            <w:proofErr w:type="spellStart"/>
             <w:r>
               <w:rPr>
                 <w:sz w:val="24"/>
@@ -5253,7 +5036,6 @@
               </w:rPr>
               <w:t>Автоинкремент</w:t>
             </w:r>
-            <w:proofErr w:type="spellEnd"/>
           </w:p>
         </w:tc>
       </w:tr>
@@ -5304,43 +5086,39 @@
                 <w:lang w:val="en-US"/>
               </w:rPr>
             </w:pPr>
-            <w:proofErr w:type="spellStart"/>
             <w:r>
               <w:rPr>
                 <w:lang w:val="en-US"/>
               </w:rPr>
               <w:t>ID_Examiners</w:t>
             </w:r>
-            <w:proofErr w:type="spellEnd"/>
-          </w:p>
-        </w:tc>
-        <w:tc>
-          <w:tcPr>
-            <w:tcW w:w="1250" w:type="pct"/>
-            <w:tcBorders>
-              <w:top w:val="single" w:sz="4" w:space="0" w:color="auto"/>
-              <w:left w:val="single" w:sz="4" w:space="0" w:color="auto"/>
-              <w:bottom w:val="single" w:sz="4" w:space="0" w:color="auto"/>
-              <w:right w:val="single" w:sz="4" w:space="0" w:color="auto"/>
-            </w:tcBorders>
-          </w:tcPr>
-          <w:p>
-            <w:pPr>
-              <w:pStyle w:val="ae"/>
-              <w:ind w:firstLine="0"/>
-              <w:jc w:val="center"/>
-              <w:rPr>
-                <w:lang w:val="en-US"/>
-              </w:rPr>
-            </w:pPr>
-            <w:proofErr w:type="spellStart"/>
+          </w:p>
+        </w:tc>
+        <w:tc>
+          <w:tcPr>
+            <w:tcW w:w="1250" w:type="pct"/>
+            <w:tcBorders>
+              <w:top w:val="single" w:sz="4" w:space="0" w:color="auto"/>
+              <w:left w:val="single" w:sz="4" w:space="0" w:color="auto"/>
+              <w:bottom w:val="single" w:sz="4" w:space="0" w:color="auto"/>
+              <w:right w:val="single" w:sz="4" w:space="0" w:color="auto"/>
+            </w:tcBorders>
+          </w:tcPr>
+          <w:p>
+            <w:pPr>
+              <w:pStyle w:val="ae"/>
+              <w:ind w:firstLine="0"/>
+              <w:jc w:val="center"/>
+              <w:rPr>
+                <w:lang w:val="en-US"/>
+              </w:rPr>
+            </w:pPr>
             <w:r>
               <w:rPr>
                 <w:lang w:val="en-US"/>
               </w:rPr>
               <w:t>int</w:t>
             </w:r>
-            <w:proofErr w:type="spellEnd"/>
           </w:p>
         </w:tc>
         <w:tc>
@@ -5422,43 +5200,39 @@
                 <w:lang w:val="en-US"/>
               </w:rPr>
             </w:pPr>
-            <w:proofErr w:type="spellStart"/>
             <w:r>
               <w:rPr>
                 <w:lang w:val="en-US"/>
               </w:rPr>
               <w:t>ID_Subject</w:t>
             </w:r>
-            <w:proofErr w:type="spellEnd"/>
-          </w:p>
-        </w:tc>
-        <w:tc>
-          <w:tcPr>
-            <w:tcW w:w="1250" w:type="pct"/>
-            <w:tcBorders>
-              <w:top w:val="single" w:sz="4" w:space="0" w:color="auto"/>
-              <w:left w:val="single" w:sz="4" w:space="0" w:color="auto"/>
-              <w:bottom w:val="single" w:sz="4" w:space="0" w:color="auto"/>
-              <w:right w:val="single" w:sz="4" w:space="0" w:color="auto"/>
-            </w:tcBorders>
-          </w:tcPr>
-          <w:p>
-            <w:pPr>
-              <w:pStyle w:val="ae"/>
-              <w:ind w:firstLine="0"/>
-              <w:jc w:val="center"/>
-              <w:rPr>
-                <w:lang w:val="en-US"/>
-              </w:rPr>
-            </w:pPr>
-            <w:proofErr w:type="spellStart"/>
+          </w:p>
+        </w:tc>
+        <w:tc>
+          <w:tcPr>
+            <w:tcW w:w="1250" w:type="pct"/>
+            <w:tcBorders>
+              <w:top w:val="single" w:sz="4" w:space="0" w:color="auto"/>
+              <w:left w:val="single" w:sz="4" w:space="0" w:color="auto"/>
+              <w:bottom w:val="single" w:sz="4" w:space="0" w:color="auto"/>
+              <w:right w:val="single" w:sz="4" w:space="0" w:color="auto"/>
+            </w:tcBorders>
+          </w:tcPr>
+          <w:p>
+            <w:pPr>
+              <w:pStyle w:val="ae"/>
+              <w:ind w:firstLine="0"/>
+              <w:jc w:val="center"/>
+              <w:rPr>
+                <w:lang w:val="en-US"/>
+              </w:rPr>
+            </w:pPr>
             <w:r>
               <w:rPr>
                 <w:lang w:val="en-US"/>
               </w:rPr>
               <w:t>int</w:t>
             </w:r>
-            <w:proofErr w:type="spellEnd"/>
           </w:p>
         </w:tc>
         <w:tc>
@@ -5540,14 +5314,12 @@
                 <w:lang w:val="en-US"/>
               </w:rPr>
             </w:pPr>
-            <w:proofErr w:type="spellStart"/>
             <w:r>
               <w:rPr>
                 <w:lang w:val="en-US"/>
               </w:rPr>
               <w:t>Payment_amount</w:t>
             </w:r>
-            <w:proofErr w:type="spellEnd"/>
           </w:p>
         </w:tc>
         <w:tc>
@@ -5625,52 +5397,27 @@
           <w:lang w:val="en-US"/>
         </w:rPr>
       </w:pPr>
-      <w:proofErr w:type="spellStart"/>
       <w:r>
         <w:rPr>
           <w:lang w:val="en-US"/>
         </w:rPr>
-        <w:lastRenderedPageBreak/>
-        <w:t>Таблица</w:t>
-      </w:r>
-      <w:proofErr w:type="spellEnd"/>
+        <w:t>Таблица 2.</w:t>
+      </w:r>
+      <w:r>
+        <w:t>8</w:t>
+      </w:r>
       <w:r>
         <w:rPr>
           <w:lang w:val="en-US"/>
         </w:rPr>
-        <w:t xml:space="preserve"> 2.</w:t>
-      </w:r>
-      <w:r>
-        <w:t>8</w:t>
+        <w:t xml:space="preserve"> – Сущность </w:t>
       </w:r>
       <w:r>
         <w:rPr>
           <w:lang w:val="en-US"/>
         </w:rPr>
-        <w:t xml:space="preserve"> – </w:t>
-      </w:r>
-      <w:proofErr w:type="spellStart"/>
-      <w:r>
-        <w:rPr>
-          <w:lang w:val="en-US"/>
-        </w:rPr>
-        <w:t>Сущность</w:t>
-      </w:r>
-      <w:proofErr w:type="spellEnd"/>
-      <w:r>
-        <w:rPr>
-          <w:lang w:val="en-US"/>
-        </w:rPr>
-        <w:t xml:space="preserve"> </w:t>
-      </w:r>
-      <w:proofErr w:type="spellStart"/>
-      <w:r>
-        <w:rPr>
-          <w:lang w:val="en-US"/>
-        </w:rPr>
         <w:t>Exam_Results</w:t>
       </w:r>
-      <w:proofErr w:type="spellEnd"/>
     </w:p>
     <w:tbl>
       <w:tblPr>
@@ -5939,14 +5686,12 @@
                 <w:lang w:val="en-US"/>
               </w:rPr>
             </w:pPr>
-            <w:proofErr w:type="spellStart"/>
             <w:r>
               <w:rPr>
                 <w:lang w:val="en-US"/>
               </w:rPr>
               <w:t>int</w:t>
             </w:r>
-            <w:proofErr w:type="spellEnd"/>
           </w:p>
         </w:tc>
         <w:tc>
@@ -5971,7 +5716,6 @@
                 <w:lang w:val="en-US"/>
               </w:rPr>
             </w:pPr>
-            <w:proofErr w:type="spellStart"/>
             <w:r>
               <w:rPr>
                 <w:sz w:val="24"/>
@@ -5979,7 +5723,6 @@
               </w:rPr>
               <w:t>Автоинкремент</w:t>
             </w:r>
-            <w:proofErr w:type="spellEnd"/>
           </w:p>
         </w:tc>
       </w:tr>
@@ -6038,43 +5781,39 @@
                 <w:lang w:val="en-US"/>
               </w:rPr>
             </w:pPr>
-            <w:proofErr w:type="spellStart"/>
             <w:r>
               <w:rPr>
                 <w:lang w:val="en-US"/>
               </w:rPr>
               <w:t>Subject_ID</w:t>
             </w:r>
-            <w:proofErr w:type="spellEnd"/>
-          </w:p>
-        </w:tc>
-        <w:tc>
-          <w:tcPr>
-            <w:tcW w:w="1250" w:type="pct"/>
-            <w:tcBorders>
-              <w:top w:val="single" w:sz="4" w:space="0" w:color="auto"/>
-              <w:left w:val="single" w:sz="4" w:space="0" w:color="auto"/>
-              <w:bottom w:val="single" w:sz="4" w:space="0" w:color="auto"/>
-              <w:right w:val="single" w:sz="4" w:space="0" w:color="auto"/>
-            </w:tcBorders>
-          </w:tcPr>
-          <w:p>
-            <w:pPr>
-              <w:pStyle w:val="ae"/>
-              <w:ind w:firstLine="0"/>
-              <w:jc w:val="center"/>
-              <w:rPr>
-                <w:lang w:val="en-US"/>
-              </w:rPr>
-            </w:pPr>
-            <w:proofErr w:type="spellStart"/>
+          </w:p>
+        </w:tc>
+        <w:tc>
+          <w:tcPr>
+            <w:tcW w:w="1250" w:type="pct"/>
+            <w:tcBorders>
+              <w:top w:val="single" w:sz="4" w:space="0" w:color="auto"/>
+              <w:left w:val="single" w:sz="4" w:space="0" w:color="auto"/>
+              <w:bottom w:val="single" w:sz="4" w:space="0" w:color="auto"/>
+              <w:right w:val="single" w:sz="4" w:space="0" w:color="auto"/>
+            </w:tcBorders>
+          </w:tcPr>
+          <w:p>
+            <w:pPr>
+              <w:pStyle w:val="ae"/>
+              <w:ind w:firstLine="0"/>
+              <w:jc w:val="center"/>
+              <w:rPr>
+                <w:lang w:val="en-US"/>
+              </w:rPr>
+            </w:pPr>
             <w:r>
               <w:rPr>
                 <w:lang w:val="en-US"/>
               </w:rPr>
               <w:t>int</w:t>
             </w:r>
-            <w:proofErr w:type="spellEnd"/>
           </w:p>
         </w:tc>
         <w:tc>
@@ -6148,14 +5887,12 @@
                 <w:lang w:val="en-US"/>
               </w:rPr>
             </w:pPr>
-            <w:proofErr w:type="spellStart"/>
             <w:r>
               <w:rPr>
                 <w:lang w:val="en-US"/>
               </w:rPr>
               <w:t>Exam_date</w:t>
             </w:r>
-            <w:proofErr w:type="spellEnd"/>
           </w:p>
         </w:tc>
         <w:tc>
@@ -6264,43 +6001,39 @@
                 <w:lang w:val="en-US"/>
               </w:rPr>
             </w:pPr>
-            <w:proofErr w:type="spellStart"/>
             <w:r>
               <w:rPr>
                 <w:lang w:val="en-US"/>
               </w:rPr>
               <w:t>Student_ID</w:t>
             </w:r>
-            <w:proofErr w:type="spellEnd"/>
-          </w:p>
-        </w:tc>
-        <w:tc>
-          <w:tcPr>
-            <w:tcW w:w="1250" w:type="pct"/>
-            <w:tcBorders>
-              <w:top w:val="single" w:sz="4" w:space="0" w:color="auto"/>
-              <w:left w:val="single" w:sz="4" w:space="0" w:color="auto"/>
-              <w:bottom w:val="single" w:sz="4" w:space="0" w:color="auto"/>
-              <w:right w:val="single" w:sz="4" w:space="0" w:color="auto"/>
-            </w:tcBorders>
-          </w:tcPr>
-          <w:p>
-            <w:pPr>
-              <w:pStyle w:val="ae"/>
-              <w:ind w:firstLine="0"/>
-              <w:jc w:val="center"/>
-              <w:rPr>
-                <w:lang w:val="en-US"/>
-              </w:rPr>
-            </w:pPr>
-            <w:proofErr w:type="spellStart"/>
+          </w:p>
+        </w:tc>
+        <w:tc>
+          <w:tcPr>
+            <w:tcW w:w="1250" w:type="pct"/>
+            <w:tcBorders>
+              <w:top w:val="single" w:sz="4" w:space="0" w:color="auto"/>
+              <w:left w:val="single" w:sz="4" w:space="0" w:color="auto"/>
+              <w:bottom w:val="single" w:sz="4" w:space="0" w:color="auto"/>
+              <w:right w:val="single" w:sz="4" w:space="0" w:color="auto"/>
+            </w:tcBorders>
+          </w:tcPr>
+          <w:p>
+            <w:pPr>
+              <w:pStyle w:val="ae"/>
+              <w:ind w:firstLine="0"/>
+              <w:jc w:val="center"/>
+              <w:rPr>
+                <w:lang w:val="en-US"/>
+              </w:rPr>
+            </w:pPr>
             <w:r>
               <w:rPr>
                 <w:lang w:val="en-US"/>
               </w:rPr>
               <w:t>int</w:t>
             </w:r>
-            <w:proofErr w:type="spellEnd"/>
           </w:p>
         </w:tc>
         <w:tc>
@@ -6359,6 +6092,7 @@
                 <w:szCs w:val="24"/>
                 <w:lang w:val="en-US"/>
               </w:rPr>
+              <w:lastRenderedPageBreak/>
               <w:t>FK</w:t>
             </w:r>
           </w:p>
@@ -6382,43 +6116,39 @@
                 <w:lang w:val="en-US"/>
               </w:rPr>
             </w:pPr>
-            <w:proofErr w:type="spellStart"/>
             <w:r>
               <w:rPr>
                 <w:lang w:val="en-US"/>
               </w:rPr>
               <w:t>Examiner_ID</w:t>
             </w:r>
-            <w:proofErr w:type="spellEnd"/>
-          </w:p>
-        </w:tc>
-        <w:tc>
-          <w:tcPr>
-            <w:tcW w:w="1250" w:type="pct"/>
-            <w:tcBorders>
-              <w:top w:val="single" w:sz="4" w:space="0" w:color="auto"/>
-              <w:left w:val="single" w:sz="4" w:space="0" w:color="auto"/>
-              <w:bottom w:val="single" w:sz="4" w:space="0" w:color="auto"/>
-              <w:right w:val="single" w:sz="4" w:space="0" w:color="auto"/>
-            </w:tcBorders>
-          </w:tcPr>
-          <w:p>
-            <w:pPr>
-              <w:pStyle w:val="ae"/>
-              <w:ind w:firstLine="0"/>
-              <w:jc w:val="center"/>
-              <w:rPr>
-                <w:lang w:val="en-US"/>
-              </w:rPr>
-            </w:pPr>
-            <w:proofErr w:type="spellStart"/>
+          </w:p>
+        </w:tc>
+        <w:tc>
+          <w:tcPr>
+            <w:tcW w:w="1250" w:type="pct"/>
+            <w:tcBorders>
+              <w:top w:val="single" w:sz="4" w:space="0" w:color="auto"/>
+              <w:left w:val="single" w:sz="4" w:space="0" w:color="auto"/>
+              <w:bottom w:val="single" w:sz="4" w:space="0" w:color="auto"/>
+              <w:right w:val="single" w:sz="4" w:space="0" w:color="auto"/>
+            </w:tcBorders>
+          </w:tcPr>
+          <w:p>
+            <w:pPr>
+              <w:pStyle w:val="ae"/>
+              <w:ind w:firstLine="0"/>
+              <w:jc w:val="center"/>
+              <w:rPr>
+                <w:lang w:val="en-US"/>
+              </w:rPr>
+            </w:pPr>
             <w:r>
               <w:rPr>
                 <w:lang w:val="en-US"/>
               </w:rPr>
               <w:t>int</w:t>
             </w:r>
-            <w:proofErr w:type="spellEnd"/>
           </w:p>
         </w:tc>
         <w:tc>
@@ -6492,14 +6222,12 @@
                 <w:lang w:val="en-US"/>
               </w:rPr>
             </w:pPr>
-            <w:proofErr w:type="spellStart"/>
             <w:r>
               <w:rPr>
                 <w:lang w:val="en-US"/>
               </w:rPr>
               <w:t>Exams_Result</w:t>
             </w:r>
-            <w:proofErr w:type="spellEnd"/>
           </w:p>
         </w:tc>
         <w:tc>
@@ -6567,54 +6295,30 @@
           <w:lang w:val="en-US"/>
         </w:rPr>
       </w:pPr>
-      <w:proofErr w:type="spellStart"/>
       <w:r>
         <w:rPr>
           <w:lang w:val="en-US"/>
         </w:rPr>
-        <w:t>Таблица</w:t>
-      </w:r>
-      <w:proofErr w:type="spellEnd"/>
+        <w:t>Таблица 2.</w:t>
+      </w:r>
       <w:r>
         <w:rPr>
           <w:lang w:val="en-US"/>
         </w:rPr>
-        <w:t xml:space="preserve"> 2.</w:t>
+        <w:t>9</w:t>
       </w:r>
       <w:r>
         <w:rPr>
           <w:lang w:val="en-US"/>
         </w:rPr>
-        <w:t>9</w:t>
+        <w:t xml:space="preserve"> – Сущность </w:t>
       </w:r>
       <w:r>
         <w:rPr>
           <w:lang w:val="en-US"/>
         </w:rPr>
-        <w:t xml:space="preserve"> – </w:t>
-      </w:r>
-      <w:proofErr w:type="spellStart"/>
-      <w:r>
-        <w:rPr>
-          <w:lang w:val="en-US"/>
-        </w:rPr>
-        <w:t>Сущность</w:t>
-      </w:r>
-      <w:proofErr w:type="spellEnd"/>
-      <w:r>
-        <w:rPr>
-          <w:lang w:val="en-US"/>
-        </w:rPr>
-        <w:t xml:space="preserve"> </w:t>
-      </w:r>
-      <w:proofErr w:type="spellStart"/>
-      <w:r>
-        <w:rPr>
-          <w:lang w:val="en-US"/>
-        </w:rPr>
         <w:t>Accruals_And_Taxes</w:t>
       </w:r>
-      <w:proofErr w:type="spellEnd"/>
     </w:p>
     <w:tbl>
       <w:tblPr>
@@ -6883,14 +6587,12 @@
                 <w:lang w:val="en-US"/>
               </w:rPr>
             </w:pPr>
-            <w:proofErr w:type="spellStart"/>
             <w:r>
               <w:rPr>
                 <w:lang w:val="en-US"/>
               </w:rPr>
               <w:t>int</w:t>
             </w:r>
-            <w:proofErr w:type="spellEnd"/>
           </w:p>
         </w:tc>
         <w:tc>
@@ -6915,7 +6617,6 @@
                 <w:lang w:val="en-US"/>
               </w:rPr>
             </w:pPr>
-            <w:proofErr w:type="spellStart"/>
             <w:r>
               <w:rPr>
                 <w:sz w:val="24"/>
@@ -6923,7 +6624,6 @@
               </w:rPr>
               <w:t>Автоинкремент</w:t>
             </w:r>
-            <w:proofErr w:type="spellEnd"/>
           </w:p>
         </w:tc>
       </w:tr>
@@ -6982,43 +6682,39 @@
                 <w:lang w:val="en-US"/>
               </w:rPr>
             </w:pPr>
-            <w:proofErr w:type="spellStart"/>
             <w:r>
               <w:rPr>
                 <w:lang w:val="en-US"/>
               </w:rPr>
               <w:t>ID_Exam_Result</w:t>
             </w:r>
-            <w:proofErr w:type="spellEnd"/>
-          </w:p>
-        </w:tc>
-        <w:tc>
-          <w:tcPr>
-            <w:tcW w:w="1250" w:type="pct"/>
-            <w:tcBorders>
-              <w:top w:val="single" w:sz="4" w:space="0" w:color="auto"/>
-              <w:left w:val="single" w:sz="4" w:space="0" w:color="auto"/>
-              <w:bottom w:val="single" w:sz="4" w:space="0" w:color="auto"/>
-              <w:right w:val="single" w:sz="4" w:space="0" w:color="auto"/>
-            </w:tcBorders>
-          </w:tcPr>
-          <w:p>
-            <w:pPr>
-              <w:pStyle w:val="ae"/>
-              <w:ind w:firstLine="0"/>
-              <w:jc w:val="center"/>
-              <w:rPr>
-                <w:lang w:val="en-US"/>
-              </w:rPr>
-            </w:pPr>
-            <w:proofErr w:type="spellStart"/>
+          </w:p>
+        </w:tc>
+        <w:tc>
+          <w:tcPr>
+            <w:tcW w:w="1250" w:type="pct"/>
+            <w:tcBorders>
+              <w:top w:val="single" w:sz="4" w:space="0" w:color="auto"/>
+              <w:left w:val="single" w:sz="4" w:space="0" w:color="auto"/>
+              <w:bottom w:val="single" w:sz="4" w:space="0" w:color="auto"/>
+              <w:right w:val="single" w:sz="4" w:space="0" w:color="auto"/>
+            </w:tcBorders>
+          </w:tcPr>
+          <w:p>
+            <w:pPr>
+              <w:pStyle w:val="ae"/>
+              <w:ind w:firstLine="0"/>
+              <w:jc w:val="center"/>
+              <w:rPr>
+                <w:lang w:val="en-US"/>
+              </w:rPr>
+            </w:pPr>
             <w:r>
               <w:rPr>
                 <w:lang w:val="en-US"/>
               </w:rPr>
               <w:t>int</w:t>
             </w:r>
-            <w:proofErr w:type="spellEnd"/>
           </w:p>
         </w:tc>
         <w:tc>
@@ -7100,43 +6796,39 @@
                 <w:lang w:val="en-US"/>
               </w:rPr>
             </w:pPr>
-            <w:proofErr w:type="spellStart"/>
             <w:r>
               <w:rPr>
                 <w:lang w:val="en-US"/>
               </w:rPr>
               <w:t>ID_Payment_Bets</w:t>
             </w:r>
-            <w:proofErr w:type="spellEnd"/>
-          </w:p>
-        </w:tc>
-        <w:tc>
-          <w:tcPr>
-            <w:tcW w:w="1250" w:type="pct"/>
-            <w:tcBorders>
-              <w:top w:val="single" w:sz="4" w:space="0" w:color="auto"/>
-              <w:left w:val="single" w:sz="4" w:space="0" w:color="auto"/>
-              <w:bottom w:val="single" w:sz="4" w:space="0" w:color="auto"/>
-              <w:right w:val="single" w:sz="4" w:space="0" w:color="auto"/>
-            </w:tcBorders>
-          </w:tcPr>
-          <w:p>
-            <w:pPr>
-              <w:pStyle w:val="ae"/>
-              <w:ind w:firstLine="0"/>
-              <w:jc w:val="center"/>
-              <w:rPr>
-                <w:lang w:val="en-US"/>
-              </w:rPr>
-            </w:pPr>
-            <w:proofErr w:type="spellStart"/>
+          </w:p>
+        </w:tc>
+        <w:tc>
+          <w:tcPr>
+            <w:tcW w:w="1250" w:type="pct"/>
+            <w:tcBorders>
+              <w:top w:val="single" w:sz="4" w:space="0" w:color="auto"/>
+              <w:left w:val="single" w:sz="4" w:space="0" w:color="auto"/>
+              <w:bottom w:val="single" w:sz="4" w:space="0" w:color="auto"/>
+              <w:right w:val="single" w:sz="4" w:space="0" w:color="auto"/>
+            </w:tcBorders>
+          </w:tcPr>
+          <w:p>
+            <w:pPr>
+              <w:pStyle w:val="ae"/>
+              <w:ind w:firstLine="0"/>
+              <w:jc w:val="center"/>
+              <w:rPr>
+                <w:lang w:val="en-US"/>
+              </w:rPr>
+            </w:pPr>
             <w:r>
               <w:rPr>
                 <w:lang w:val="en-US"/>
               </w:rPr>
               <w:t>int</w:t>
             </w:r>
-            <w:proofErr w:type="spellEnd"/>
           </w:p>
         </w:tc>
         <w:tc>
@@ -7422,14 +7114,12 @@
                 <w:lang w:val="en-US"/>
               </w:rPr>
             </w:pPr>
-            <w:proofErr w:type="spellStart"/>
             <w:r>
               <w:rPr>
                 <w:lang w:val="en-US"/>
               </w:rPr>
               <w:t>Social_Tax</w:t>
             </w:r>
-            <w:proofErr w:type="spellEnd"/>
           </w:p>
         </w:tc>
         <w:tc>
@@ -7527,14 +7217,12 @@
                 <w:lang w:val="en-US"/>
               </w:rPr>
             </w:pPr>
-            <w:proofErr w:type="spellStart"/>
             <w:r>
               <w:rPr>
                 <w:lang w:val="en-US"/>
               </w:rPr>
               <w:t>To_Be_Paid</w:t>
             </w:r>
-            <w:proofErr w:type="spellEnd"/>
           </w:p>
         </w:tc>
         <w:tc>
@@ -7635,14 +7323,12 @@
                 <w:lang w:val="en-US"/>
               </w:rPr>
             </w:pPr>
-            <w:proofErr w:type="spellStart"/>
             <w:r>
               <w:rPr>
                 <w:lang w:val="en-US"/>
               </w:rPr>
               <w:t>Date_Of_Calculation</w:t>
             </w:r>
-            <w:proofErr w:type="spellEnd"/>
           </w:p>
         </w:tc>
         <w:tc>
@@ -7791,7 +7477,6 @@
           <w:b/>
           <w:sz w:val="32"/>
         </w:rPr>
-        <w:lastRenderedPageBreak/>
         <w:t xml:space="preserve">2 </w:t>
       </w:r>
       <w:r>
@@ -7842,55 +7527,16 @@
         </w:rPr>
       </w:pPr>
       <w:r>
-        <w:t xml:space="preserve">Разработка базы данных выполнялась с использованием системы управления базами данных </w:t>
-      </w:r>
-      <w:proofErr w:type="spellStart"/>
-      <w:r>
-        <w:t>Microsoft</w:t>
-      </w:r>
-      <w:proofErr w:type="spellEnd"/>
-      <w:r>
-        <w:t xml:space="preserve"> SQL </w:t>
-      </w:r>
-      <w:proofErr w:type="spellStart"/>
-      <w:r>
-        <w:t>Server</w:t>
-      </w:r>
-      <w:proofErr w:type="spellEnd"/>
-      <w:r>
-        <w:t xml:space="preserve"> и среды SQL </w:t>
-      </w:r>
-      <w:proofErr w:type="spellStart"/>
-      <w:r>
-        <w:t>Server</w:t>
-      </w:r>
-      <w:proofErr w:type="spellEnd"/>
-      <w:r>
-        <w:t xml:space="preserve"> </w:t>
-      </w:r>
-      <w:proofErr w:type="spellStart"/>
-      <w:r>
-        <w:t>Management</w:t>
-      </w:r>
-      <w:proofErr w:type="spellEnd"/>
-      <w:r>
-        <w:t xml:space="preserve"> </w:t>
-      </w:r>
-      <w:proofErr w:type="spellStart"/>
-      <w:r>
-        <w:t>Studio</w:t>
-      </w:r>
-      <w:proofErr w:type="spellEnd"/>
-      <w:r>
-        <w:t>.</w:t>
+        <w:t>Разработка базы данных выполнялась с использованием системы управления базами данных Microsoft SQL Server и среды SQL Server Management Studio.</w:t>
       </w:r>
       <w:r>
         <w:br/>
       </w:r>
-      <w:bookmarkStart w:id="0" w:name="_GoBack"/>
-      <w:bookmarkEnd w:id="0"/>
       <w:r>
         <w:br/>
+      </w:r>
+      <w:r>
+        <w:lastRenderedPageBreak/>
         <w:t>На первом этапе была проанализирована предметная область, связанная с деятельностью фирмы, проводящей аукционы. В результате анализа были выделены основные сущности: пользователи, роли, аукционы, лоты, участники и продажи.</w:t>
       </w:r>
       <w:r>
@@ -7899,83 +7545,11 @@
       </w:r>
       <w:r>
         <w:br/>
-        <w:t xml:space="preserve">Связи между таблицами реализованы с использованием внешних ключей. Это позволило обеспечить целостность данных и логическую связь между сущностями. Например, таблица </w:t>
-      </w:r>
-      <w:proofErr w:type="spellStart"/>
-      <w:r>
-        <w:t>Items</w:t>
-      </w:r>
-      <w:proofErr w:type="spellEnd"/>
-      <w:r>
-        <w:t xml:space="preserve"> связана с таблицами </w:t>
-      </w:r>
-      <w:proofErr w:type="spellStart"/>
-      <w:r>
-        <w:t>Auctions</w:t>
-      </w:r>
-      <w:proofErr w:type="spellEnd"/>
-      <w:r>
-        <w:t xml:space="preserve"> и </w:t>
-      </w:r>
-      <w:proofErr w:type="spellStart"/>
-      <w:r>
-        <w:t>Persons</w:t>
-      </w:r>
-      <w:proofErr w:type="spellEnd"/>
-      <w:r>
-        <w:t xml:space="preserve">, а таблица </w:t>
-      </w:r>
-      <w:proofErr w:type="spellStart"/>
-      <w:r>
-        <w:t>Sales</w:t>
-      </w:r>
-      <w:proofErr w:type="spellEnd"/>
-      <w:r>
-        <w:t xml:space="preserve"> связана с таблицами </w:t>
-      </w:r>
-      <w:proofErr w:type="spellStart"/>
-      <w:r>
-        <w:t>Items</w:t>
-      </w:r>
-      <w:proofErr w:type="spellEnd"/>
-      <w:r>
-        <w:t xml:space="preserve"> и </w:t>
-      </w:r>
-      <w:proofErr w:type="spellStart"/>
-      <w:r>
-        <w:t>Persons</w:t>
-      </w:r>
-      <w:proofErr w:type="spellEnd"/>
-      <w:r>
-        <w:t>.</w:t>
+        <w:t>Связи между таблицами реализованы с использованием внешних ключей. Это позволило обеспечить целостность данных и логическую связь между сущностями. Например, таблица Items связана с таблицами Auctions и Persons, а таблица Sales связана с таблицами Items и Persons.</w:t>
       </w:r>
       <w:r>
         <w:br/>
-        <w:t xml:space="preserve">На следующем этапе база данных была реализована в SQL </w:t>
-      </w:r>
-      <w:proofErr w:type="spellStart"/>
-      <w:r>
-        <w:t>Server</w:t>
-      </w:r>
-      <w:proofErr w:type="spellEnd"/>
-      <w:r>
-        <w:t xml:space="preserve"> </w:t>
-      </w:r>
-      <w:proofErr w:type="spellStart"/>
-      <w:r>
-        <w:t>Management</w:t>
-      </w:r>
-      <w:proofErr w:type="spellEnd"/>
-      <w:r>
-        <w:t xml:space="preserve"> </w:t>
-      </w:r>
-      <w:proofErr w:type="spellStart"/>
-      <w:r>
-        <w:t>Studio</w:t>
-      </w:r>
-      <w:proofErr w:type="spellEnd"/>
-      <w:r>
-        <w:t>. Были созданы таблицы, настроены ограничения целостности, а также реализованы хранимые процедуры для выполнения основных операций.</w:t>
+        <w:t>На следующем этапе база данных была реализована в SQL Server Management Studio. Были созданы таблицы, настроены ограничения целостности, а также реализованы хранимые процедуры для выполнения основных операций.</w:t>
       </w:r>
       <w:r>
         <w:br/>
@@ -8060,88 +7634,40 @@
         <w:pStyle w:val="ae"/>
       </w:pPr>
       <w:r>
+        <w:t>2.</w:t>
+      </w:r>
+      <w:r>
+        <w:t>2</w:t>
+      </w:r>
+      <w:r>
+        <w:t xml:space="preserve"> </w:t>
+      </w:r>
+      <w:r>
+        <w:t>Разработка информационной системы</w:t>
+      </w:r>
+    </w:p>
+    <w:p>
+      <w:pPr>
+        <w:pStyle w:val="ae"/>
+      </w:pPr>
+      <w:r>
+        <w:t>Разработка информационной системы осуществлялась с использованием языка программирования C# и технологии WPF (Windows Presentation Foundation) в среде разработки Microsoft Visual Studio.</w:t>
+      </w:r>
+    </w:p>
+    <w:p>
+      <w:pPr>
+        <w:pStyle w:val="ae"/>
+      </w:pPr>
+      <w:r>
+        <w:t>Приложение представляет собой настольную информационную систему, предназначенную для автоматизации работы фирмы, проводящей аукционы.</w:t>
+      </w:r>
+    </w:p>
+    <w:p>
+      <w:pPr>
+        <w:pStyle w:val="ae"/>
+      </w:pPr>
+      <w:r>
         <w:lastRenderedPageBreak/>
-        <w:t>2.</w:t>
-      </w:r>
-      <w:r>
-        <w:t>2</w:t>
-      </w:r>
-      <w:r>
-        <w:t xml:space="preserve"> </w:t>
-      </w:r>
-      <w:r>
-        <w:t>Разработка информационной системы</w:t>
-      </w:r>
-    </w:p>
-    <w:p>
-      <w:pPr>
-        <w:pStyle w:val="ae"/>
-      </w:pPr>
-      <w:r>
-        <w:t>Разработка информационной системы осуществлялась с использованием языка программирования C# и технологии WPF (</w:t>
-      </w:r>
-      <w:proofErr w:type="spellStart"/>
-      <w:r>
-        <w:t>Windows</w:t>
-      </w:r>
-      <w:proofErr w:type="spellEnd"/>
-      <w:r>
-        <w:t xml:space="preserve"> </w:t>
-      </w:r>
-      <w:proofErr w:type="spellStart"/>
-      <w:r>
-        <w:t>Presentation</w:t>
-      </w:r>
-      <w:proofErr w:type="spellEnd"/>
-      <w:r>
-        <w:t xml:space="preserve"> </w:t>
-      </w:r>
-      <w:proofErr w:type="spellStart"/>
-      <w:r>
-        <w:t>Foundation</w:t>
-      </w:r>
-      <w:proofErr w:type="spellEnd"/>
-      <w:r>
-        <w:t xml:space="preserve">) в среде разработки </w:t>
-      </w:r>
-      <w:proofErr w:type="spellStart"/>
-      <w:r>
-        <w:t>Microsoft</w:t>
-      </w:r>
-      <w:proofErr w:type="spellEnd"/>
-      <w:r>
-        <w:t xml:space="preserve"> </w:t>
-      </w:r>
-      <w:proofErr w:type="spellStart"/>
-      <w:r>
-        <w:t>Visual</w:t>
-      </w:r>
-      <w:proofErr w:type="spellEnd"/>
-      <w:r>
-        <w:t xml:space="preserve"> </w:t>
-      </w:r>
-      <w:proofErr w:type="spellStart"/>
-      <w:r>
-        <w:t>Studio</w:t>
-      </w:r>
-      <w:proofErr w:type="spellEnd"/>
-      <w:r>
-        <w:t>.</w:t>
-      </w:r>
-    </w:p>
-    <w:p>
-      <w:pPr>
-        <w:pStyle w:val="ae"/>
-      </w:pPr>
-      <w:r>
-        <w:t>Приложение представляет собой настольную информационную систему, предназначенную для автоматизации работы фирмы, проводящей аукционы.</w:t>
-      </w:r>
-    </w:p>
-    <w:p>
-      <w:pPr>
-        <w:pStyle w:val="ae"/>
-      </w:pPr>
-      <w:r>
         <w:t>На первом этапе была реализована система авторизации пользователей. Пользователь вводит логин и пароль, после чего система проверяет корректность введённых данных, обращаясь к базе данных. В зависимости от роли пользователя (администратор или пользователь) предоставляются соответствующие права доступа.</w:t>
       </w:r>
     </w:p>
@@ -8219,15 +7745,7 @@
         </w:rPr>
       </w:pPr>
       <w:r>
-        <w:t xml:space="preserve">Главное окно приложения содержит список лотов, отображаемых с использованием элемента </w:t>
-      </w:r>
-      <w:proofErr w:type="spellStart"/>
-      <w:r>
-        <w:t>ListView</w:t>
-      </w:r>
-      <w:proofErr w:type="spellEnd"/>
-      <w:r>
-        <w:t>. Для каждого лота выводится изображение, описание, номер и начальная цена. Данные загружаются из базы данных с помощью SQL-запросов.</w:t>
+        <w:t>Главное окно приложения содержит список лотов, отображаемых с использованием элемента ListView. Для каждого лота выводится изображение, описание, номер и начальная цена. Данные загружаются из базы данных с помощью SQL-запросов.</w:t>
       </w:r>
     </w:p>
     <w:p>
@@ -8243,7 +7761,6 @@
           <w:noProof/>
           <w:lang w:eastAsia="ru-RU"/>
         </w:rPr>
-        <w:lastRenderedPageBreak/>
         <w:drawing>
           <wp:inline distT="0" distB="0" distL="0" distR="0" wp14:anchorId="074BA0C6" wp14:editId="48D3AE7D">
             <wp:extent cx="4499610" cy="3499999"/>
@@ -8363,15 +7880,7 @@
         </w:numPr>
       </w:pPr>
       <w:r>
-        <w:t xml:space="preserve">импорт данных из </w:t>
-      </w:r>
-      <w:proofErr w:type="spellStart"/>
-      <w:r>
-        <w:t>Excel</w:t>
-      </w:r>
-      <w:proofErr w:type="spellEnd"/>
-      <w:r>
-        <w:t>.</w:t>
+        <w:t>импорт данных из Excel.</w:t>
       </w:r>
     </w:p>
     <w:p>
@@ -8474,71 +7983,47 @@
         <w:pStyle w:val="ae"/>
       </w:pPr>
       <w:r>
+        <w:t>Для пользователя доступны функции просмотра данных, поиска и фильтрации.</w:t>
+      </w:r>
+    </w:p>
+    <w:p>
+      <w:pPr>
+        <w:pStyle w:val="ae"/>
+      </w:pPr>
+      <w:r>
+        <w:t>В системе реализован механизм поиска по описанию, позволяющий быстро находить необходимые записи. Также реализована фильтрация по датам, позволяющая выводить список аукционов и проданных предметов за указанный период.</w:t>
+      </w:r>
+    </w:p>
+    <w:p>
+      <w:pPr>
+        <w:pStyle w:val="ae"/>
+      </w:pPr>
+      <w:r>
+        <w:t>Дополнительно реализован расчет суммарного дохода от аукционов с использованием SQL-запросов.</w:t>
+      </w:r>
+    </w:p>
+    <w:p>
+      <w:pPr>
+        <w:pStyle w:val="ae"/>
+      </w:pPr>
+      <w:r>
+        <w:t>Для удобства работы пользователя разработан графический интерфейс с использованием элементов управления WPF: кнопок, текстовых полей, списков и изображений. В интерфейсе предусмотрены логотип и иконка приложения.</w:t>
+      </w:r>
+    </w:p>
+    <w:p>
+      <w:pPr>
+        <w:pStyle w:val="ae"/>
+      </w:pPr>
+      <w:r>
+        <w:t>Связь приложения с базой данных осуществляется через строку подключения и классы ADO.NET (SqlConnection, SqlCommand, SqlDataReader).</w:t>
+      </w:r>
+    </w:p>
+    <w:p>
+      <w:pPr>
+        <w:pStyle w:val="ae"/>
+      </w:pPr>
+      <w:r>
         <w:lastRenderedPageBreak/>
-        <w:t>Для пользователя доступны функции просмотра данных, поиска и фильтрации.</w:t>
-      </w:r>
-    </w:p>
-    <w:p>
-      <w:pPr>
-        <w:pStyle w:val="ae"/>
-      </w:pPr>
-      <w:r>
-        <w:t>В системе реализован механизм поиска по описанию, позволяющий быстро находить необходимые записи. Также реализована фильтрация по датам, позволяющая выводить список аукционов и проданных предметов за указанный период.</w:t>
-      </w:r>
-    </w:p>
-    <w:p>
-      <w:pPr>
-        <w:pStyle w:val="ae"/>
-      </w:pPr>
-      <w:r>
-        <w:t>Дополнительно реализован расчет суммарного дохода от аукционов с использованием SQL-запросов.</w:t>
-      </w:r>
-    </w:p>
-    <w:p>
-      <w:pPr>
-        <w:pStyle w:val="ae"/>
-      </w:pPr>
-      <w:r>
-        <w:t>Для удобства работы пользователя разработан графический интерфейс с использованием элементов управления WPF: кнопок, текстовых полей, списков и изображений. В интерфейсе предусмотрены логотип и иконка приложения.</w:t>
-      </w:r>
-    </w:p>
-    <w:p>
-      <w:pPr>
-        <w:pStyle w:val="ae"/>
-      </w:pPr>
-      <w:r>
-        <w:t>Связь приложения с базой данных осуществляется через строку подключения и классы ADO.NET (</w:t>
-      </w:r>
-      <w:proofErr w:type="spellStart"/>
-      <w:r>
-        <w:t>SqlConnection</w:t>
-      </w:r>
-      <w:proofErr w:type="spellEnd"/>
-      <w:r>
-        <w:t xml:space="preserve">, </w:t>
-      </w:r>
-      <w:proofErr w:type="spellStart"/>
-      <w:r>
-        <w:t>SqlCommand</w:t>
-      </w:r>
-      <w:proofErr w:type="spellEnd"/>
-      <w:r>
-        <w:t xml:space="preserve">, </w:t>
-      </w:r>
-      <w:proofErr w:type="spellStart"/>
-      <w:r>
-        <w:t>SqlDataReader</w:t>
-      </w:r>
-      <w:proofErr w:type="spellEnd"/>
-      <w:r>
-        <w:t>).</w:t>
-      </w:r>
-    </w:p>
-    <w:p>
-      <w:pPr>
-        <w:pStyle w:val="ae"/>
-      </w:pPr>
-      <w:r>
         <w:t>Таким образом, разработанная информационная система обеспечивает удобную работу с данными, автоматизацию основных процессов и соответствует поставленным требованиям.</w:t>
       </w:r>
     </w:p>
@@ -8772,7 +8257,6 @@
           <w:sz w:val="28"/>
           <w:szCs w:val="28"/>
         </w:rPr>
-        <w:lastRenderedPageBreak/>
         <w:t>-</w:t>
       </w:r>
       <w:r>
@@ -8925,25 +8409,7 @@
           <w:sz w:val="28"/>
           <w:szCs w:val="28"/>
         </w:rPr>
-        <w:t xml:space="preserve"> импорт данных из </w:t>
-      </w:r>
-      <w:proofErr w:type="spellStart"/>
-      <w:r>
-        <w:rPr>
-          <w:rFonts w:ascii="Times New Roman" w:hAnsi="Times New Roman" w:cs="Times New Roman"/>
-          <w:sz w:val="28"/>
-          <w:szCs w:val="28"/>
-        </w:rPr>
-        <w:t>Excel</w:t>
-      </w:r>
-      <w:proofErr w:type="spellEnd"/>
-      <w:r>
-        <w:rPr>
-          <w:rFonts w:ascii="Times New Roman" w:hAnsi="Times New Roman" w:cs="Times New Roman"/>
-          <w:sz w:val="28"/>
-          <w:szCs w:val="28"/>
-        </w:rPr>
-        <w:t>-файла.</w:t>
+        <w:t xml:space="preserve"> импорт данных из Excel-файла.</w:t>
       </w:r>
     </w:p>
     <w:p>
@@ -8975,6 +8441,7 @@
           <w:sz w:val="28"/>
           <w:szCs w:val="28"/>
         </w:rPr>
+        <w:lastRenderedPageBreak/>
         <w:t>Для добавления нового лота необходимо нажать кнопку «Добавить», после чего откроется окно ввода данных. Пользователь вводит номер лота, цену, описание и выбирает изображение. После подтверждения данные сохраняются в базе данных.</w:t>
       </w:r>
     </w:p>
@@ -9035,43 +8502,7 @@
           <w:sz w:val="28"/>
           <w:szCs w:val="28"/>
         </w:rPr>
-        <w:t xml:space="preserve">Импорт данных осуществляется с помощью кнопки «Импорт </w:t>
-      </w:r>
-      <w:proofErr w:type="spellStart"/>
-      <w:r>
-        <w:rPr>
-          <w:rFonts w:ascii="Times New Roman" w:hAnsi="Times New Roman" w:cs="Times New Roman"/>
-          <w:sz w:val="28"/>
-          <w:szCs w:val="28"/>
-        </w:rPr>
-        <w:t>Excel</w:t>
-      </w:r>
-      <w:proofErr w:type="spellEnd"/>
-      <w:r>
-        <w:rPr>
-          <w:rFonts w:ascii="Times New Roman" w:hAnsi="Times New Roman" w:cs="Times New Roman"/>
-          <w:sz w:val="28"/>
-          <w:szCs w:val="28"/>
-        </w:rPr>
-        <w:t>». Пользователь выбирает файл формата .</w:t>
-      </w:r>
-      <w:proofErr w:type="spellStart"/>
-      <w:r>
-        <w:rPr>
-          <w:rFonts w:ascii="Times New Roman" w:hAnsi="Times New Roman" w:cs="Times New Roman"/>
-          <w:sz w:val="28"/>
-          <w:szCs w:val="28"/>
-        </w:rPr>
-        <w:t>xlsx</w:t>
-      </w:r>
-      <w:proofErr w:type="spellEnd"/>
-      <w:r>
-        <w:rPr>
-          <w:rFonts w:ascii="Times New Roman" w:hAnsi="Times New Roman" w:cs="Times New Roman"/>
-          <w:sz w:val="28"/>
-          <w:szCs w:val="28"/>
-        </w:rPr>
-        <w:t>, после чего данные автоматически загружаются в систему.</w:t>
+        <w:t>Импорт данных осуществляется с помощью кнопки «Импорт Excel». Пользователь выбирает файл формата .xlsx, после чего данные автоматически загружаются в систему.</w:t>
       </w:r>
     </w:p>
     <w:p>
@@ -9271,7 +8702,6 @@
           <w:sz w:val="32"/>
           <w:szCs w:val="28"/>
         </w:rPr>
-        <w:lastRenderedPageBreak/>
         <w:t xml:space="preserve">3 </w:t>
       </w:r>
       <w:r>
@@ -9361,25 +8791,7 @@
           <w:sz w:val="28"/>
           <w:szCs w:val="28"/>
         </w:rPr>
-        <w:t xml:space="preserve">В ходе тестирования были проверены основные функции системы: авторизация пользователей, добавление, редактирование и удаление лотов, поиск и фильтрация данных, импорт данных из </w:t>
-      </w:r>
-      <w:proofErr w:type="spellStart"/>
-      <w:r>
-        <w:rPr>
-          <w:rFonts w:ascii="Times New Roman" w:hAnsi="Times New Roman" w:cs="Times New Roman"/>
-          <w:sz w:val="28"/>
-          <w:szCs w:val="28"/>
-        </w:rPr>
-        <w:t>Excel</w:t>
-      </w:r>
-      <w:proofErr w:type="spellEnd"/>
-      <w:r>
-        <w:rPr>
-          <w:rFonts w:ascii="Times New Roman" w:hAnsi="Times New Roman" w:cs="Times New Roman"/>
-          <w:sz w:val="28"/>
-          <w:szCs w:val="28"/>
-        </w:rPr>
-        <w:t>, а также выполнение аналитических запросов.</w:t>
+        <w:t>В ходе тестирования были проверены основные функции системы: авторизация пользователей, добавление, редактирование и удаление лотов, поиск и фильтрация данных, импорт данных из Excel, а также выполнение аналитических запросов.</w:t>
       </w:r>
     </w:p>
     <w:p>
@@ -9399,6 +8811,7 @@
           <w:sz w:val="28"/>
           <w:szCs w:val="28"/>
         </w:rPr>
+        <w:lastRenderedPageBreak/>
         <w:t>Для проверки авторизации вводились корректные и некорректные данные. При правильных данных пользователь успешно входил в систему, при неверных — отображалось сообщение об ошибке.</w:t>
       </w:r>
     </w:p>
@@ -9479,43 +8892,7 @@
           <w:sz w:val="28"/>
           <w:szCs w:val="28"/>
         </w:rPr>
-        <w:t xml:space="preserve">Импорт данных из </w:t>
-      </w:r>
-      <w:proofErr w:type="spellStart"/>
-      <w:r>
-        <w:rPr>
-          <w:rFonts w:ascii="Times New Roman" w:hAnsi="Times New Roman" w:cs="Times New Roman"/>
-          <w:sz w:val="28"/>
-          <w:szCs w:val="28"/>
-        </w:rPr>
-        <w:t>Excel</w:t>
-      </w:r>
-      <w:proofErr w:type="spellEnd"/>
-      <w:r>
-        <w:rPr>
-          <w:rFonts w:ascii="Times New Roman" w:hAnsi="Times New Roman" w:cs="Times New Roman"/>
-          <w:sz w:val="28"/>
-          <w:szCs w:val="28"/>
-        </w:rPr>
-        <w:t xml:space="preserve"> проверялся загрузкой файла формата .</w:t>
-      </w:r>
-      <w:proofErr w:type="spellStart"/>
-      <w:r>
-        <w:rPr>
-          <w:rFonts w:ascii="Times New Roman" w:hAnsi="Times New Roman" w:cs="Times New Roman"/>
-          <w:sz w:val="28"/>
-          <w:szCs w:val="28"/>
-        </w:rPr>
-        <w:t>xlsx</w:t>
-      </w:r>
-      <w:proofErr w:type="spellEnd"/>
-      <w:r>
-        <w:rPr>
-          <w:rFonts w:ascii="Times New Roman" w:hAnsi="Times New Roman" w:cs="Times New Roman"/>
-          <w:sz w:val="28"/>
-          <w:szCs w:val="28"/>
-        </w:rPr>
-        <w:t>. После выполнения операции данные успешно добавлялись в базу данных и отображались в приложении.</w:t>
+        <w:t>Импорт данных из Excel проверялся загрузкой файла формата .xlsx. После выполнения операции данные успешно добавлялись в базу данных и отображались в приложении.</w:t>
       </w:r>
     </w:p>
     <w:p>
@@ -9607,7 +8984,6 @@
           <w:szCs w:val="28"/>
           <w:lang w:eastAsia="ru-RU"/>
         </w:rPr>
-        <w:lastRenderedPageBreak/>
         <w:t>Таблица 3.1 – Отчет об ошибках (дефектах)</w:t>
       </w:r>
     </w:p>
@@ -9808,27 +9184,7 @@
                 <w:szCs w:val="28"/>
                 <w:lang w:eastAsia="ru-RU"/>
               </w:rPr>
-              <w:t>S3 Значительный (</w:t>
-            </w:r>
-            <w:proofErr w:type="spellStart"/>
-            <w:r>
-              <w:rPr>
-                <w:rFonts w:ascii="Times New Roman" w:eastAsia="Times New Roman" w:hAnsi="Times New Roman" w:cs="Times New Roman"/>
-                <w:sz w:val="24"/>
-                <w:szCs w:val="28"/>
-                <w:lang w:eastAsia="ru-RU"/>
-              </w:rPr>
-              <w:t>Major</w:t>
-            </w:r>
-            <w:proofErr w:type="spellEnd"/>
-            <w:r>
-              <w:rPr>
-                <w:rFonts w:ascii="Times New Roman" w:eastAsia="Times New Roman" w:hAnsi="Times New Roman" w:cs="Times New Roman"/>
-                <w:sz w:val="24"/>
-                <w:szCs w:val="28"/>
-                <w:lang w:eastAsia="ru-RU"/>
-              </w:rPr>
-              <w:t>)</w:t>
+              <w:t>S3 Значительный (Major)</w:t>
             </w:r>
           </w:p>
         </w:tc>
@@ -9881,27 +9237,7 @@
                 <w:szCs w:val="28"/>
                 <w:lang w:eastAsia="ru-RU"/>
               </w:rPr>
-              <w:t>P1 Высокий (</w:t>
-            </w:r>
-            <w:proofErr w:type="spellStart"/>
-            <w:r>
-              <w:rPr>
-                <w:rFonts w:ascii="Times New Roman" w:eastAsia="Times New Roman" w:hAnsi="Times New Roman" w:cs="Times New Roman"/>
-                <w:sz w:val="24"/>
-                <w:szCs w:val="28"/>
-                <w:lang w:eastAsia="ru-RU"/>
-              </w:rPr>
-              <w:t>High</w:t>
-            </w:r>
-            <w:proofErr w:type="spellEnd"/>
-            <w:r>
-              <w:rPr>
-                <w:rFonts w:ascii="Times New Roman" w:eastAsia="Times New Roman" w:hAnsi="Times New Roman" w:cs="Times New Roman"/>
-                <w:sz w:val="24"/>
-                <w:szCs w:val="28"/>
-                <w:lang w:eastAsia="ru-RU"/>
-              </w:rPr>
-              <w:t>)</w:t>
+              <w:t>P1 Высокий (High)</w:t>
             </w:r>
           </w:p>
         </w:tc>
@@ -9975,9 +9311,8 @@
                 <w:szCs w:val="28"/>
                 <w:lang w:eastAsia="ru-RU"/>
               </w:rPr>
-              <w:t xml:space="preserve">ОС: </w:t>
-            </w:r>
-            <w:proofErr w:type="spellStart"/>
+              <w:t>ОС: Windows 10</w:t>
+            </w:r>
             <w:r>
               <w:rPr>
                 <w:rFonts w:ascii="Times New Roman" w:eastAsia="Times New Roman" w:hAnsi="Times New Roman" w:cs="Times New Roman"/>
@@ -9985,87 +9320,8 @@
                 <w:szCs w:val="28"/>
                 <w:lang w:eastAsia="ru-RU"/>
               </w:rPr>
-              <w:t>Windows</w:t>
-            </w:r>
-            <w:proofErr w:type="spellEnd"/>
-            <w:r>
-              <w:rPr>
-                <w:rFonts w:ascii="Times New Roman" w:eastAsia="Times New Roman" w:hAnsi="Times New Roman" w:cs="Times New Roman"/>
-                <w:sz w:val="24"/>
-                <w:szCs w:val="28"/>
-                <w:lang w:eastAsia="ru-RU"/>
-              </w:rPr>
-              <w:t xml:space="preserve"> 10</w:t>
-            </w:r>
-            <w:r>
-              <w:rPr>
-                <w:rFonts w:ascii="Times New Roman" w:eastAsia="Times New Roman" w:hAnsi="Times New Roman" w:cs="Times New Roman"/>
-                <w:sz w:val="24"/>
-                <w:szCs w:val="28"/>
-                <w:lang w:eastAsia="ru-RU"/>
-              </w:rPr>
               <w:br/>
-              <w:t xml:space="preserve">Среда разработки: </w:t>
-            </w:r>
-            <w:proofErr w:type="spellStart"/>
-            <w:r>
-              <w:rPr>
-                <w:rFonts w:ascii="Times New Roman" w:eastAsia="Times New Roman" w:hAnsi="Times New Roman" w:cs="Times New Roman"/>
-                <w:sz w:val="24"/>
-                <w:szCs w:val="28"/>
-                <w:lang w:eastAsia="ru-RU"/>
-              </w:rPr>
-              <w:t>Microsoft</w:t>
-            </w:r>
-            <w:proofErr w:type="spellEnd"/>
-            <w:r>
-              <w:rPr>
-                <w:rFonts w:ascii="Times New Roman" w:eastAsia="Times New Roman" w:hAnsi="Times New Roman" w:cs="Times New Roman"/>
-                <w:sz w:val="24"/>
-                <w:szCs w:val="28"/>
-                <w:lang w:eastAsia="ru-RU"/>
-              </w:rPr>
-              <w:t xml:space="preserve"> </w:t>
-            </w:r>
-            <w:proofErr w:type="spellStart"/>
-            <w:r>
-              <w:rPr>
-                <w:rFonts w:ascii="Times New Roman" w:eastAsia="Times New Roman" w:hAnsi="Times New Roman" w:cs="Times New Roman"/>
-                <w:sz w:val="24"/>
-                <w:szCs w:val="28"/>
-                <w:lang w:eastAsia="ru-RU"/>
-              </w:rPr>
-              <w:t>Visual</w:t>
-            </w:r>
-            <w:proofErr w:type="spellEnd"/>
-            <w:r>
-              <w:rPr>
-                <w:rFonts w:ascii="Times New Roman" w:eastAsia="Times New Roman" w:hAnsi="Times New Roman" w:cs="Times New Roman"/>
-                <w:sz w:val="24"/>
-                <w:szCs w:val="28"/>
-                <w:lang w:eastAsia="ru-RU"/>
-              </w:rPr>
-              <w:t xml:space="preserve"> </w:t>
-            </w:r>
-            <w:proofErr w:type="spellStart"/>
-            <w:r>
-              <w:rPr>
-                <w:rFonts w:ascii="Times New Roman" w:eastAsia="Times New Roman" w:hAnsi="Times New Roman" w:cs="Times New Roman"/>
-                <w:sz w:val="24"/>
-                <w:szCs w:val="28"/>
-                <w:lang w:eastAsia="ru-RU"/>
-              </w:rPr>
-              <w:t>Studio</w:t>
-            </w:r>
-            <w:proofErr w:type="spellEnd"/>
-            <w:r>
-              <w:rPr>
-                <w:rFonts w:ascii="Times New Roman" w:eastAsia="Times New Roman" w:hAnsi="Times New Roman" w:cs="Times New Roman"/>
-                <w:sz w:val="24"/>
-                <w:szCs w:val="28"/>
-                <w:lang w:eastAsia="ru-RU"/>
-              </w:rPr>
-              <w:t xml:space="preserve"> 2022</w:t>
+              <w:t>Среда разработки: Microsoft Visual Studio 2022</w:t>
             </w:r>
             <w:r>
               <w:rPr>
@@ -10085,6 +9341,15 @@
                 <w:lang w:eastAsia="ru-RU"/>
               </w:rPr>
               <w:br/>
+            </w:r>
+            <w:r>
+              <w:rPr>
+                <w:rFonts w:ascii="Times New Roman" w:eastAsia="Times New Roman" w:hAnsi="Times New Roman" w:cs="Times New Roman"/>
+                <w:sz w:val="24"/>
+                <w:szCs w:val="28"/>
+                <w:lang w:eastAsia="ru-RU"/>
+              </w:rPr>
+              <w:lastRenderedPageBreak/>
               <w:t>Технология: WPF</w:t>
             </w:r>
             <w:r>
@@ -10095,39 +9360,8 @@
                 <w:lang w:eastAsia="ru-RU"/>
               </w:rPr>
               <w:br/>
-              <w:t xml:space="preserve">СУБД: </w:t>
-            </w:r>
-            <w:proofErr w:type="spellStart"/>
-            <w:r>
-              <w:rPr>
-                <w:rFonts w:ascii="Times New Roman" w:eastAsia="Times New Roman" w:hAnsi="Times New Roman" w:cs="Times New Roman"/>
-                <w:sz w:val="24"/>
-                <w:szCs w:val="28"/>
-                <w:lang w:eastAsia="ru-RU"/>
-              </w:rPr>
-              <w:t>Microsoft</w:t>
-            </w:r>
-            <w:proofErr w:type="spellEnd"/>
-            <w:r>
-              <w:rPr>
-                <w:rFonts w:ascii="Times New Roman" w:eastAsia="Times New Roman" w:hAnsi="Times New Roman" w:cs="Times New Roman"/>
-                <w:sz w:val="24"/>
-                <w:szCs w:val="28"/>
-                <w:lang w:eastAsia="ru-RU"/>
-              </w:rPr>
-              <w:t xml:space="preserve"> SQL </w:t>
-            </w:r>
-            <w:proofErr w:type="spellStart"/>
-            <w:r>
-              <w:rPr>
-                <w:rFonts w:ascii="Times New Roman" w:eastAsia="Times New Roman" w:hAnsi="Times New Roman" w:cs="Times New Roman"/>
-                <w:sz w:val="24"/>
-                <w:szCs w:val="28"/>
-                <w:lang w:eastAsia="ru-RU"/>
-              </w:rPr>
-              <w:t>Server</w:t>
-            </w:r>
-            <w:proofErr w:type="spellEnd"/>
+              <w:t>СУБД: Microsoft SQL Server</w:t>
+            </w:r>
           </w:p>
         </w:tc>
       </w:tr>
@@ -10153,6 +9387,7 @@
                 <w:szCs w:val="28"/>
                 <w:lang w:eastAsia="ru-RU"/>
               </w:rPr>
+              <w:lastRenderedPageBreak/>
               <w:t>Шаги воспроизведения</w:t>
             </w:r>
           </w:p>
@@ -10608,7 +9843,6 @@
           <w:noProof/>
           <w:lang w:eastAsia="ru-RU"/>
         </w:rPr>
-        <w:lastRenderedPageBreak/>
         <w:drawing>
           <wp:inline distT="0" distB="0" distL="0" distR="0" wp14:anchorId="0F65A6D6" wp14:editId="5BA13C34">
             <wp:extent cx="2038350" cy="713790"/>
@@ -10906,27 +10140,7 @@
                 <w:szCs w:val="28"/>
                 <w:lang w:eastAsia="ru-RU"/>
               </w:rPr>
-              <w:t>S3 Значительный (</w:t>
-            </w:r>
-            <w:proofErr w:type="spellStart"/>
-            <w:r>
-              <w:rPr>
-                <w:rFonts w:ascii="Times New Roman" w:eastAsia="Times New Roman" w:hAnsi="Times New Roman" w:cs="Times New Roman"/>
-                <w:sz w:val="24"/>
-                <w:szCs w:val="28"/>
-                <w:lang w:eastAsia="ru-RU"/>
-              </w:rPr>
-              <w:t>Major</w:t>
-            </w:r>
-            <w:proofErr w:type="spellEnd"/>
-            <w:r>
-              <w:rPr>
-                <w:rFonts w:ascii="Times New Roman" w:eastAsia="Times New Roman" w:hAnsi="Times New Roman" w:cs="Times New Roman"/>
-                <w:sz w:val="24"/>
-                <w:szCs w:val="28"/>
-                <w:lang w:eastAsia="ru-RU"/>
-              </w:rPr>
-              <w:t>)</w:t>
+              <w:t>S3 Значительный (Major)</w:t>
             </w:r>
           </w:p>
         </w:tc>
@@ -10979,27 +10193,7 @@
                 <w:szCs w:val="28"/>
                 <w:lang w:eastAsia="ru-RU"/>
               </w:rPr>
-              <w:t>P1 Высокий (</w:t>
-            </w:r>
-            <w:proofErr w:type="spellStart"/>
-            <w:r>
-              <w:rPr>
-                <w:rFonts w:ascii="Times New Roman" w:eastAsia="Times New Roman" w:hAnsi="Times New Roman" w:cs="Times New Roman"/>
-                <w:sz w:val="24"/>
-                <w:szCs w:val="28"/>
-                <w:lang w:eastAsia="ru-RU"/>
-              </w:rPr>
-              <w:t>High</w:t>
-            </w:r>
-            <w:proofErr w:type="spellEnd"/>
-            <w:r>
-              <w:rPr>
-                <w:rFonts w:ascii="Times New Roman" w:eastAsia="Times New Roman" w:hAnsi="Times New Roman" w:cs="Times New Roman"/>
-                <w:sz w:val="24"/>
-                <w:szCs w:val="28"/>
-                <w:lang w:eastAsia="ru-RU"/>
-              </w:rPr>
-              <w:t>)</w:t>
+              <w:t>P1 Высокий (High)</w:t>
             </w:r>
           </w:p>
         </w:tc>
@@ -11027,6 +10221,7 @@
                 <w:szCs w:val="28"/>
                 <w:lang w:eastAsia="ru-RU"/>
               </w:rPr>
+              <w:lastRenderedPageBreak/>
               <w:t>Окружение</w:t>
             </w:r>
           </w:p>
@@ -11072,9 +10267,8 @@
                 <w:szCs w:val="28"/>
                 <w:lang w:eastAsia="ru-RU"/>
               </w:rPr>
-              <w:t xml:space="preserve">ОС: </w:t>
-            </w:r>
-            <w:proofErr w:type="spellStart"/>
+              <w:t>ОС: Windows 10</w:t>
+            </w:r>
             <w:r>
               <w:rPr>
                 <w:rFonts w:ascii="Times New Roman" w:eastAsia="Times New Roman" w:hAnsi="Times New Roman" w:cs="Times New Roman"/>
@@ -11082,87 +10276,8 @@
                 <w:szCs w:val="28"/>
                 <w:lang w:eastAsia="ru-RU"/>
               </w:rPr>
-              <w:t>Windows</w:t>
-            </w:r>
-            <w:proofErr w:type="spellEnd"/>
-            <w:r>
-              <w:rPr>
-                <w:rFonts w:ascii="Times New Roman" w:eastAsia="Times New Roman" w:hAnsi="Times New Roman" w:cs="Times New Roman"/>
-                <w:sz w:val="24"/>
-                <w:szCs w:val="28"/>
-                <w:lang w:eastAsia="ru-RU"/>
-              </w:rPr>
-              <w:t xml:space="preserve"> 10</w:t>
-            </w:r>
-            <w:r>
-              <w:rPr>
-                <w:rFonts w:ascii="Times New Roman" w:eastAsia="Times New Roman" w:hAnsi="Times New Roman" w:cs="Times New Roman"/>
-                <w:sz w:val="24"/>
-                <w:szCs w:val="28"/>
-                <w:lang w:eastAsia="ru-RU"/>
-              </w:rPr>
               <w:br/>
-              <w:t xml:space="preserve">Среда разработки: </w:t>
-            </w:r>
-            <w:proofErr w:type="spellStart"/>
-            <w:r>
-              <w:rPr>
-                <w:rFonts w:ascii="Times New Roman" w:eastAsia="Times New Roman" w:hAnsi="Times New Roman" w:cs="Times New Roman"/>
-                <w:sz w:val="24"/>
-                <w:szCs w:val="28"/>
-                <w:lang w:eastAsia="ru-RU"/>
-              </w:rPr>
-              <w:t>Microsoft</w:t>
-            </w:r>
-            <w:proofErr w:type="spellEnd"/>
-            <w:r>
-              <w:rPr>
-                <w:rFonts w:ascii="Times New Roman" w:eastAsia="Times New Roman" w:hAnsi="Times New Roman" w:cs="Times New Roman"/>
-                <w:sz w:val="24"/>
-                <w:szCs w:val="28"/>
-                <w:lang w:eastAsia="ru-RU"/>
-              </w:rPr>
-              <w:t xml:space="preserve"> </w:t>
-            </w:r>
-            <w:proofErr w:type="spellStart"/>
-            <w:r>
-              <w:rPr>
-                <w:rFonts w:ascii="Times New Roman" w:eastAsia="Times New Roman" w:hAnsi="Times New Roman" w:cs="Times New Roman"/>
-                <w:sz w:val="24"/>
-                <w:szCs w:val="28"/>
-                <w:lang w:eastAsia="ru-RU"/>
-              </w:rPr>
-              <w:t>Visual</w:t>
-            </w:r>
-            <w:proofErr w:type="spellEnd"/>
-            <w:r>
-              <w:rPr>
-                <w:rFonts w:ascii="Times New Roman" w:eastAsia="Times New Roman" w:hAnsi="Times New Roman" w:cs="Times New Roman"/>
-                <w:sz w:val="24"/>
-                <w:szCs w:val="28"/>
-                <w:lang w:eastAsia="ru-RU"/>
-              </w:rPr>
-              <w:t xml:space="preserve"> </w:t>
-            </w:r>
-            <w:proofErr w:type="spellStart"/>
-            <w:r>
-              <w:rPr>
-                <w:rFonts w:ascii="Times New Roman" w:eastAsia="Times New Roman" w:hAnsi="Times New Roman" w:cs="Times New Roman"/>
-                <w:sz w:val="24"/>
-                <w:szCs w:val="28"/>
-                <w:lang w:eastAsia="ru-RU"/>
-              </w:rPr>
-              <w:t>Studio</w:t>
-            </w:r>
-            <w:proofErr w:type="spellEnd"/>
-            <w:r>
-              <w:rPr>
-                <w:rFonts w:ascii="Times New Roman" w:eastAsia="Times New Roman" w:hAnsi="Times New Roman" w:cs="Times New Roman"/>
-                <w:sz w:val="24"/>
-                <w:szCs w:val="28"/>
-                <w:lang w:eastAsia="ru-RU"/>
-              </w:rPr>
-              <w:t xml:space="preserve"> 2022</w:t>
+              <w:t>Среда разработки: Microsoft Visual Studio 2022</w:t>
             </w:r>
             <w:r>
               <w:rPr>
@@ -11192,39 +10307,8 @@
                 <w:lang w:eastAsia="ru-RU"/>
               </w:rPr>
               <w:br/>
-              <w:t xml:space="preserve">СУБД: </w:t>
-            </w:r>
-            <w:proofErr w:type="spellStart"/>
-            <w:r>
-              <w:rPr>
-                <w:rFonts w:ascii="Times New Roman" w:eastAsia="Times New Roman" w:hAnsi="Times New Roman" w:cs="Times New Roman"/>
-                <w:sz w:val="24"/>
-                <w:szCs w:val="28"/>
-                <w:lang w:eastAsia="ru-RU"/>
-              </w:rPr>
-              <w:t>Microsoft</w:t>
-            </w:r>
-            <w:proofErr w:type="spellEnd"/>
-            <w:r>
-              <w:rPr>
-                <w:rFonts w:ascii="Times New Roman" w:eastAsia="Times New Roman" w:hAnsi="Times New Roman" w:cs="Times New Roman"/>
-                <w:sz w:val="24"/>
-                <w:szCs w:val="28"/>
-                <w:lang w:eastAsia="ru-RU"/>
-              </w:rPr>
-              <w:t xml:space="preserve"> SQL </w:t>
-            </w:r>
-            <w:proofErr w:type="spellStart"/>
-            <w:r>
-              <w:rPr>
-                <w:rFonts w:ascii="Times New Roman" w:eastAsia="Times New Roman" w:hAnsi="Times New Roman" w:cs="Times New Roman"/>
-                <w:sz w:val="24"/>
-                <w:szCs w:val="28"/>
-                <w:lang w:eastAsia="ru-RU"/>
-              </w:rPr>
-              <w:t>Server</w:t>
-            </w:r>
-            <w:proofErr w:type="spellEnd"/>
+              <w:t>СУБД: Microsoft SQL Server</w:t>
+            </w:r>
           </w:p>
         </w:tc>
       </w:tr>
@@ -11575,7 +10659,6 @@
           <w:sz w:val="28"/>
           <w:szCs w:val="28"/>
         </w:rPr>
-        <w:lastRenderedPageBreak/>
         <w:t xml:space="preserve">Рисунок </w:t>
       </w:r>
       <w:r>
@@ -11718,6 +10801,7 @@
           <w:sz w:val="28"/>
           <w:szCs w:val="28"/>
         </w:rPr>
+        <w:lastRenderedPageBreak/>
         <w:t xml:space="preserve">Рисунок </w:t>
       </w:r>
       <w:r>
@@ -11819,27 +10903,7 @@
                 <w:szCs w:val="28"/>
                 <w:lang w:eastAsia="ru-RU"/>
               </w:rPr>
-              <w:t xml:space="preserve">Импорт данных из </w:t>
-            </w:r>
-            <w:proofErr w:type="spellStart"/>
-            <w:r>
-              <w:rPr>
-                <w:rFonts w:ascii="Times New Roman" w:eastAsia="Times New Roman" w:hAnsi="Times New Roman" w:cs="Times New Roman"/>
-                <w:sz w:val="24"/>
-                <w:szCs w:val="28"/>
-                <w:lang w:eastAsia="ru-RU"/>
-              </w:rPr>
-              <w:t>Excel</w:t>
-            </w:r>
-            <w:proofErr w:type="spellEnd"/>
-            <w:r>
-              <w:rPr>
-                <w:rFonts w:ascii="Times New Roman" w:eastAsia="Times New Roman" w:hAnsi="Times New Roman" w:cs="Times New Roman"/>
-                <w:sz w:val="24"/>
-                <w:szCs w:val="28"/>
-                <w:lang w:eastAsia="ru-RU"/>
-              </w:rPr>
-              <w:t xml:space="preserve"> не выполняется.</w:t>
+              <w:t>Импорт данных из Excel не выполняется.</w:t>
             </w:r>
           </w:p>
         </w:tc>
@@ -11944,27 +11008,7 @@
                 <w:szCs w:val="28"/>
                 <w:lang w:eastAsia="ru-RU"/>
               </w:rPr>
-              <w:t>S1 Блокирующий (</w:t>
-            </w:r>
-            <w:proofErr w:type="spellStart"/>
-            <w:r>
-              <w:rPr>
-                <w:rFonts w:ascii="Times New Roman" w:eastAsia="Times New Roman" w:hAnsi="Times New Roman" w:cs="Times New Roman"/>
-                <w:sz w:val="24"/>
-                <w:szCs w:val="28"/>
-                <w:lang w:eastAsia="ru-RU"/>
-              </w:rPr>
-              <w:t>Blocker</w:t>
-            </w:r>
-            <w:proofErr w:type="spellEnd"/>
-            <w:r>
-              <w:rPr>
-                <w:rFonts w:ascii="Times New Roman" w:eastAsia="Times New Roman" w:hAnsi="Times New Roman" w:cs="Times New Roman"/>
-                <w:sz w:val="24"/>
-                <w:szCs w:val="28"/>
-                <w:lang w:eastAsia="ru-RU"/>
-              </w:rPr>
-              <w:t>)</w:t>
+              <w:t>S1 Блокирующий (Blocker)</w:t>
             </w:r>
           </w:p>
         </w:tc>
@@ -12016,27 +11060,7 @@
                 <w:szCs w:val="28"/>
                 <w:lang w:eastAsia="ru-RU"/>
               </w:rPr>
-              <w:t>P2 Средний (</w:t>
-            </w:r>
-            <w:proofErr w:type="spellStart"/>
-            <w:r>
-              <w:rPr>
-                <w:rFonts w:ascii="Times New Roman" w:eastAsia="Times New Roman" w:hAnsi="Times New Roman" w:cs="Times New Roman"/>
-                <w:sz w:val="24"/>
-                <w:szCs w:val="28"/>
-                <w:lang w:eastAsia="ru-RU"/>
-              </w:rPr>
-              <w:t>Medium</w:t>
-            </w:r>
-            <w:proofErr w:type="spellEnd"/>
-            <w:r>
-              <w:rPr>
-                <w:rFonts w:ascii="Times New Roman" w:eastAsia="Times New Roman" w:hAnsi="Times New Roman" w:cs="Times New Roman"/>
-                <w:sz w:val="24"/>
-                <w:szCs w:val="28"/>
-                <w:lang w:eastAsia="ru-RU"/>
-              </w:rPr>
-              <w:t>)</w:t>
+              <w:t>P2 Средний (Medium)</w:t>
             </w:r>
           </w:p>
         </w:tc>
@@ -12109,9 +11133,8 @@
                 <w:szCs w:val="28"/>
                 <w:lang w:eastAsia="ru-RU"/>
               </w:rPr>
-              <w:t xml:space="preserve">ОС: </w:t>
-            </w:r>
-            <w:proofErr w:type="spellStart"/>
+              <w:t>ОС: Windows 10</w:t>
+            </w:r>
             <w:r>
               <w:rPr>
                 <w:rFonts w:ascii="Times New Roman" w:eastAsia="Times New Roman" w:hAnsi="Times New Roman" w:cs="Times New Roman"/>
@@ -12119,87 +11142,8 @@
                 <w:szCs w:val="28"/>
                 <w:lang w:eastAsia="ru-RU"/>
               </w:rPr>
-              <w:t>Windows</w:t>
-            </w:r>
-            <w:proofErr w:type="spellEnd"/>
-            <w:r>
-              <w:rPr>
-                <w:rFonts w:ascii="Times New Roman" w:eastAsia="Times New Roman" w:hAnsi="Times New Roman" w:cs="Times New Roman"/>
-                <w:sz w:val="24"/>
-                <w:szCs w:val="28"/>
-                <w:lang w:eastAsia="ru-RU"/>
-              </w:rPr>
-              <w:t xml:space="preserve"> 10</w:t>
-            </w:r>
-            <w:r>
-              <w:rPr>
-                <w:rFonts w:ascii="Times New Roman" w:eastAsia="Times New Roman" w:hAnsi="Times New Roman" w:cs="Times New Roman"/>
-                <w:sz w:val="24"/>
-                <w:szCs w:val="28"/>
-                <w:lang w:eastAsia="ru-RU"/>
-              </w:rPr>
               <w:br/>
-              <w:t xml:space="preserve">Среда разработки: </w:t>
-            </w:r>
-            <w:proofErr w:type="spellStart"/>
-            <w:r>
-              <w:rPr>
-                <w:rFonts w:ascii="Times New Roman" w:eastAsia="Times New Roman" w:hAnsi="Times New Roman" w:cs="Times New Roman"/>
-                <w:sz w:val="24"/>
-                <w:szCs w:val="28"/>
-                <w:lang w:eastAsia="ru-RU"/>
-              </w:rPr>
-              <w:t>Microsoft</w:t>
-            </w:r>
-            <w:proofErr w:type="spellEnd"/>
-            <w:r>
-              <w:rPr>
-                <w:rFonts w:ascii="Times New Roman" w:eastAsia="Times New Roman" w:hAnsi="Times New Roman" w:cs="Times New Roman"/>
-                <w:sz w:val="24"/>
-                <w:szCs w:val="28"/>
-                <w:lang w:eastAsia="ru-RU"/>
-              </w:rPr>
-              <w:t xml:space="preserve"> </w:t>
-            </w:r>
-            <w:proofErr w:type="spellStart"/>
-            <w:r>
-              <w:rPr>
-                <w:rFonts w:ascii="Times New Roman" w:eastAsia="Times New Roman" w:hAnsi="Times New Roman" w:cs="Times New Roman"/>
-                <w:sz w:val="24"/>
-                <w:szCs w:val="28"/>
-                <w:lang w:eastAsia="ru-RU"/>
-              </w:rPr>
-              <w:t>Visual</w:t>
-            </w:r>
-            <w:proofErr w:type="spellEnd"/>
-            <w:r>
-              <w:rPr>
-                <w:rFonts w:ascii="Times New Roman" w:eastAsia="Times New Roman" w:hAnsi="Times New Roman" w:cs="Times New Roman"/>
-                <w:sz w:val="24"/>
-                <w:szCs w:val="28"/>
-                <w:lang w:eastAsia="ru-RU"/>
-              </w:rPr>
-              <w:t xml:space="preserve"> </w:t>
-            </w:r>
-            <w:proofErr w:type="spellStart"/>
-            <w:r>
-              <w:rPr>
-                <w:rFonts w:ascii="Times New Roman" w:eastAsia="Times New Roman" w:hAnsi="Times New Roman" w:cs="Times New Roman"/>
-                <w:sz w:val="24"/>
-                <w:szCs w:val="28"/>
-                <w:lang w:eastAsia="ru-RU"/>
-              </w:rPr>
-              <w:t>Studio</w:t>
-            </w:r>
-            <w:proofErr w:type="spellEnd"/>
-            <w:r>
-              <w:rPr>
-                <w:rFonts w:ascii="Times New Roman" w:eastAsia="Times New Roman" w:hAnsi="Times New Roman" w:cs="Times New Roman"/>
-                <w:sz w:val="24"/>
-                <w:szCs w:val="28"/>
-                <w:lang w:eastAsia="ru-RU"/>
-              </w:rPr>
-              <w:t xml:space="preserve"> 2022</w:t>
+              <w:t>Среда разработки: Microsoft Visual Studio 2022</w:t>
             </w:r>
             <w:r>
               <w:rPr>
@@ -12229,9 +11173,8 @@
                 <w:lang w:eastAsia="ru-RU"/>
               </w:rPr>
               <w:br/>
-              <w:t xml:space="preserve">Библиотека: </w:t>
-            </w:r>
-            <w:proofErr w:type="spellStart"/>
+              <w:t>Библиотека: EPPlus</w:t>
+            </w:r>
             <w:r>
               <w:rPr>
                 <w:rFonts w:ascii="Times New Roman" w:eastAsia="Times New Roman" w:hAnsi="Times New Roman" w:cs="Times New Roman"/>
@@ -12239,50 +11182,9 @@
                 <w:szCs w:val="28"/>
                 <w:lang w:eastAsia="ru-RU"/>
               </w:rPr>
-              <w:t>EPPlus</w:t>
-            </w:r>
-            <w:proofErr w:type="spellEnd"/>
-            <w:r>
-              <w:rPr>
-                <w:rFonts w:ascii="Times New Roman" w:eastAsia="Times New Roman" w:hAnsi="Times New Roman" w:cs="Times New Roman"/>
-                <w:sz w:val="24"/>
-                <w:szCs w:val="28"/>
-                <w:lang w:eastAsia="ru-RU"/>
-              </w:rPr>
               <w:br/>
-              <w:t xml:space="preserve">СУБД: </w:t>
-            </w:r>
-            <w:proofErr w:type="spellStart"/>
-            <w:r>
-              <w:rPr>
-                <w:rFonts w:ascii="Times New Roman" w:eastAsia="Times New Roman" w:hAnsi="Times New Roman" w:cs="Times New Roman"/>
-                <w:sz w:val="24"/>
-                <w:szCs w:val="28"/>
-                <w:lang w:eastAsia="ru-RU"/>
-              </w:rPr>
-              <w:t>Microsoft</w:t>
-            </w:r>
-            <w:proofErr w:type="spellEnd"/>
-            <w:r>
-              <w:rPr>
-                <w:rFonts w:ascii="Times New Roman" w:eastAsia="Times New Roman" w:hAnsi="Times New Roman" w:cs="Times New Roman"/>
-                <w:sz w:val="24"/>
-                <w:szCs w:val="28"/>
-                <w:lang w:eastAsia="ru-RU"/>
-              </w:rPr>
-              <w:t xml:space="preserve"> SQL </w:t>
-            </w:r>
-            <w:proofErr w:type="spellStart"/>
-            <w:r>
-              <w:rPr>
-                <w:rFonts w:ascii="Times New Roman" w:eastAsia="Times New Roman" w:hAnsi="Times New Roman" w:cs="Times New Roman"/>
-                <w:sz w:val="24"/>
-                <w:szCs w:val="28"/>
-                <w:lang w:eastAsia="ru-RU"/>
-              </w:rPr>
-              <w:t>Server</w:t>
-            </w:r>
-            <w:proofErr w:type="spellEnd"/>
+              <w:t>СУБД: Microsoft SQL Server</w:t>
+            </w:r>
           </w:p>
         </w:tc>
       </w:tr>
@@ -12352,9 +11254,8 @@
                 <w:lang w:eastAsia="ru-RU"/>
               </w:rPr>
               <w:br/>
-              <w:t xml:space="preserve">3. Нажать кнопку «Импорт </w:t>
-            </w:r>
-            <w:proofErr w:type="spellStart"/>
+              <w:t>3. Нажать кнопку «Импорт Excel»;</w:t>
+            </w:r>
             <w:r>
               <w:rPr>
                 <w:rFonts w:ascii="Times New Roman" w:eastAsia="Times New Roman" w:hAnsi="Times New Roman" w:cs="Times New Roman"/>
@@ -12362,47 +11263,8 @@
                 <w:szCs w:val="28"/>
                 <w:lang w:eastAsia="ru-RU"/>
               </w:rPr>
-              <w:t>Excel</w:t>
-            </w:r>
-            <w:proofErr w:type="spellEnd"/>
-            <w:r>
-              <w:rPr>
-                <w:rFonts w:ascii="Times New Roman" w:eastAsia="Times New Roman" w:hAnsi="Times New Roman" w:cs="Times New Roman"/>
-                <w:sz w:val="24"/>
-                <w:szCs w:val="28"/>
-                <w:lang w:eastAsia="ru-RU"/>
-              </w:rPr>
-              <w:t>»;</w:t>
-            </w:r>
-            <w:r>
-              <w:rPr>
-                <w:rFonts w:ascii="Times New Roman" w:eastAsia="Times New Roman" w:hAnsi="Times New Roman" w:cs="Times New Roman"/>
-                <w:sz w:val="24"/>
-                <w:szCs w:val="28"/>
-                <w:lang w:eastAsia="ru-RU"/>
-              </w:rPr>
               <w:br/>
-              <w:t>4. Выбрать файл формата .</w:t>
-            </w:r>
-            <w:proofErr w:type="spellStart"/>
-            <w:r>
-              <w:rPr>
-                <w:rFonts w:ascii="Times New Roman" w:eastAsia="Times New Roman" w:hAnsi="Times New Roman" w:cs="Times New Roman"/>
-                <w:sz w:val="24"/>
-                <w:szCs w:val="28"/>
-                <w:lang w:eastAsia="ru-RU"/>
-              </w:rPr>
-              <w:t>xlsx</w:t>
-            </w:r>
-            <w:proofErr w:type="spellEnd"/>
-            <w:r>
-              <w:rPr>
-                <w:rFonts w:ascii="Times New Roman" w:eastAsia="Times New Roman" w:hAnsi="Times New Roman" w:cs="Times New Roman"/>
-                <w:sz w:val="24"/>
-                <w:szCs w:val="28"/>
-                <w:lang w:eastAsia="ru-RU"/>
-              </w:rPr>
-              <w:t>;</w:t>
+              <w:t>4. Выбрать файл формата .xlsx;</w:t>
             </w:r>
             <w:r>
               <w:rPr>
@@ -12534,27 +11396,7 @@
                 <w:szCs w:val="28"/>
                 <w:lang w:eastAsia="ru-RU"/>
               </w:rPr>
-              <w:t xml:space="preserve">Данные из </w:t>
-            </w:r>
-            <w:proofErr w:type="spellStart"/>
-            <w:r>
-              <w:rPr>
-                <w:rFonts w:ascii="Times New Roman" w:eastAsia="Times New Roman" w:hAnsi="Times New Roman" w:cs="Times New Roman"/>
-                <w:sz w:val="24"/>
-                <w:szCs w:val="28"/>
-                <w:lang w:eastAsia="ru-RU"/>
-              </w:rPr>
-              <w:t>Excel</w:t>
-            </w:r>
-            <w:proofErr w:type="spellEnd"/>
-            <w:r>
-              <w:rPr>
-                <w:rFonts w:ascii="Times New Roman" w:eastAsia="Times New Roman" w:hAnsi="Times New Roman" w:cs="Times New Roman"/>
-                <w:sz w:val="24"/>
-                <w:szCs w:val="28"/>
-                <w:lang w:eastAsia="ru-RU"/>
-              </w:rPr>
-              <w:t>-файла должны успешно загружаться и отображаться в системе.</w:t>
+              <w:t>Данные из Excel-файла должны успешно загружаться и отображаться в системе.</w:t>
             </w:r>
           </w:p>
         </w:tc>
@@ -12640,7 +11482,6 @@
           <w:noProof/>
           <w:lang w:eastAsia="ru-RU"/>
         </w:rPr>
-        <w:lastRenderedPageBreak/>
         <w:drawing>
           <wp:inline distT="0" distB="0" distL="0" distR="0" wp14:anchorId="61F04CB0" wp14:editId="4A7A2B9A">
             <wp:extent cx="2922839" cy="857731"/>
@@ -12904,6 +11745,7 @@
                 <w:sz w:val="24"/>
                 <w:szCs w:val="28"/>
               </w:rPr>
+              <w:lastRenderedPageBreak/>
               <w:t>№</w:t>
             </w:r>
           </w:p>
@@ -13075,7 +11917,6 @@
               </w:rPr>
               <w:t xml:space="preserve">Добавление метода </w:t>
             </w:r>
-            <w:proofErr w:type="spellStart"/>
             <w:r>
               <w:rPr>
                 <w:rFonts w:ascii="Times New Roman" w:hAnsi="Times New Roman" w:cs="Times New Roman"/>
@@ -13083,17 +11924,7 @@
                 <w:sz w:val="24"/>
                 <w:szCs w:val="28"/>
               </w:rPr>
-              <w:t>LoadItems</w:t>
-            </w:r>
-            <w:proofErr w:type="spellEnd"/>
-            <w:r>
-              <w:rPr>
-                <w:rFonts w:ascii="Times New Roman" w:hAnsi="Times New Roman" w:cs="Times New Roman"/>
-                <w:color w:val="000000" w:themeColor="text1"/>
-                <w:sz w:val="24"/>
-                <w:szCs w:val="28"/>
-              </w:rPr>
-              <w:t>()</w:t>
+              <w:t>LoadItems()</w:t>
             </w:r>
             <w:r>
               <w:rPr>
@@ -13351,27 +12182,7 @@
                 <w:sz w:val="24"/>
                 <w:szCs w:val="28"/>
               </w:rPr>
-              <w:t xml:space="preserve">Импорт данных из </w:t>
-            </w:r>
-            <w:proofErr w:type="spellStart"/>
-            <w:r>
-              <w:rPr>
-                <w:rFonts w:ascii="Times New Roman" w:hAnsi="Times New Roman" w:cs="Times New Roman"/>
-                <w:color w:val="000000" w:themeColor="text1"/>
-                <w:sz w:val="24"/>
-                <w:szCs w:val="28"/>
-              </w:rPr>
-              <w:t>Excel</w:t>
-            </w:r>
-            <w:proofErr w:type="spellEnd"/>
-            <w:r>
-              <w:rPr>
-                <w:rFonts w:ascii="Times New Roman" w:hAnsi="Times New Roman" w:cs="Times New Roman"/>
-                <w:color w:val="000000" w:themeColor="text1"/>
-                <w:sz w:val="24"/>
-                <w:szCs w:val="28"/>
-              </w:rPr>
-              <w:t xml:space="preserve"> не выполняется.</w:t>
+              <w:t>Импорт данных из Excel не выполняется.</w:t>
             </w:r>
           </w:p>
         </w:tc>
@@ -14091,25 +12902,7 @@
           <w:sz w:val="28"/>
           <w:szCs w:val="28"/>
         </w:rPr>
-        <w:t xml:space="preserve">Гаврилов, В.А. Разработка приложений на C# и платформе .NET / В.А. Гаврилов. – М.: </w:t>
-      </w:r>
-      <w:proofErr w:type="spellStart"/>
-      <w:r>
-        <w:rPr>
-          <w:rFonts w:ascii="Times New Roman" w:hAnsi="Times New Roman" w:cs="Times New Roman"/>
-          <w:sz w:val="28"/>
-          <w:szCs w:val="28"/>
-        </w:rPr>
-        <w:t>Юрайт</w:t>
-      </w:r>
-      <w:proofErr w:type="spellEnd"/>
-      <w:r>
-        <w:rPr>
-          <w:rFonts w:ascii="Times New Roman" w:hAnsi="Times New Roman" w:cs="Times New Roman"/>
-          <w:sz w:val="28"/>
-          <w:szCs w:val="28"/>
-        </w:rPr>
-        <w:t>, 2022.</w:t>
+        <w:t>Гаврилов, В.А. Разработка приложений на C# и платформе .NET / В.А. Гаврилов. – М.: Юрайт, 2022.</w:t>
       </w:r>
     </w:p>
     <w:p>
@@ -14159,25 +12952,7 @@
           <w:sz w:val="28"/>
           <w:szCs w:val="28"/>
         </w:rPr>
-        <w:t xml:space="preserve">Карпов, В.В. Базы данных и SQL </w:t>
-      </w:r>
-      <w:proofErr w:type="spellStart"/>
-      <w:r>
-        <w:rPr>
-          <w:rFonts w:ascii="Times New Roman" w:hAnsi="Times New Roman" w:cs="Times New Roman"/>
-          <w:sz w:val="28"/>
-          <w:szCs w:val="28"/>
-        </w:rPr>
-        <w:t>Server</w:t>
-      </w:r>
-      <w:proofErr w:type="spellEnd"/>
-      <w:r>
-        <w:rPr>
-          <w:rFonts w:ascii="Times New Roman" w:hAnsi="Times New Roman" w:cs="Times New Roman"/>
-          <w:sz w:val="28"/>
-          <w:szCs w:val="28"/>
-        </w:rPr>
-        <w:t>: практическое руководство / В.В. Карпов. – М.: ДМК Пресс, 2023.</w:t>
+        <w:t>Карпов, В.В. Базы данных и SQL Server: практическое руководство / В.В. Карпов. – М.: ДМК Пресс, 2023.</w:t>
       </w:r>
     </w:p>
     <w:p>
@@ -14316,41 +13091,13 @@
           <w:szCs w:val="28"/>
         </w:rPr>
       </w:pPr>
-      <w:proofErr w:type="spellStart"/>
-      <w:r>
-        <w:rPr>
-          <w:rFonts w:ascii="Times New Roman" w:hAnsi="Times New Roman" w:cs="Times New Roman"/>
-          <w:sz w:val="28"/>
-          <w:szCs w:val="28"/>
-        </w:rPr>
-        <w:t>Microsoft</w:t>
-      </w:r>
-      <w:proofErr w:type="spellEnd"/>
-      <w:r>
-        <w:rPr>
-          <w:rFonts w:ascii="Times New Roman" w:hAnsi="Times New Roman" w:cs="Times New Roman"/>
-          <w:sz w:val="28"/>
-          <w:szCs w:val="28"/>
-        </w:rPr>
-        <w:t xml:space="preserve">. Документация по SQL </w:t>
-      </w:r>
-      <w:proofErr w:type="spellStart"/>
-      <w:r>
-        <w:rPr>
-          <w:rFonts w:ascii="Times New Roman" w:hAnsi="Times New Roman" w:cs="Times New Roman"/>
-          <w:sz w:val="28"/>
-          <w:szCs w:val="28"/>
-        </w:rPr>
-        <w:t>Server</w:t>
-      </w:r>
-      <w:proofErr w:type="spellEnd"/>
-      <w:r>
-        <w:rPr>
-          <w:rFonts w:ascii="Times New Roman" w:hAnsi="Times New Roman" w:cs="Times New Roman"/>
-          <w:sz w:val="28"/>
-          <w:szCs w:val="28"/>
-        </w:rPr>
-        <w:t>. – URL: https://learn.microsoft.com (дата обращения: 2026).</w:t>
+      <w:r>
+        <w:rPr>
+          <w:rFonts w:ascii="Times New Roman" w:hAnsi="Times New Roman" w:cs="Times New Roman"/>
+          <w:sz w:val="28"/>
+          <w:szCs w:val="28"/>
+        </w:rPr>
+        <w:t>Microsoft. Документация по SQL Server. – URL: https://learn.microsoft.com (дата обращения: 2026).</w:t>
       </w:r>
     </w:p>
     <w:p>
@@ -14369,23 +13116,13 @@
           <w:szCs w:val="28"/>
         </w:rPr>
       </w:pPr>
-      <w:proofErr w:type="spellStart"/>
-      <w:r>
-        <w:rPr>
-          <w:rFonts w:ascii="Times New Roman" w:hAnsi="Times New Roman" w:cs="Times New Roman"/>
-          <w:sz w:val="28"/>
-          <w:szCs w:val="28"/>
-        </w:rPr>
-        <w:t>Microsoft</w:t>
-      </w:r>
-      <w:proofErr w:type="spellEnd"/>
-      <w:r>
-        <w:rPr>
-          <w:rFonts w:ascii="Times New Roman" w:hAnsi="Times New Roman" w:cs="Times New Roman"/>
-          <w:sz w:val="28"/>
-          <w:szCs w:val="28"/>
-        </w:rPr>
-        <w:t>. Документация по ADO.NET. – URL: https://learn.microsoft.com (дата обращения: 2026).</w:t>
+      <w:r>
+        <w:rPr>
+          <w:rFonts w:ascii="Times New Roman" w:hAnsi="Times New Roman" w:cs="Times New Roman"/>
+          <w:sz w:val="28"/>
+          <w:szCs w:val="28"/>
+        </w:rPr>
+        <w:t>Microsoft. Документация по ADO.NET. – URL: https://learn.microsoft.com (дата обращения: 2026).</w:t>
       </w:r>
     </w:p>
     <w:p>
@@ -14435,25 +13172,7 @@
           <w:sz w:val="28"/>
           <w:szCs w:val="28"/>
         </w:rPr>
-        <w:t xml:space="preserve">Петухов, А.А. Проектирование информационных систем / А.А. Петухов. – М.: </w:t>
-      </w:r>
-      <w:proofErr w:type="spellStart"/>
-      <w:r>
-        <w:rPr>
-          <w:rFonts w:ascii="Times New Roman" w:hAnsi="Times New Roman" w:cs="Times New Roman"/>
-          <w:sz w:val="28"/>
-          <w:szCs w:val="28"/>
-        </w:rPr>
-        <w:t>Юрайт</w:t>
-      </w:r>
-      <w:proofErr w:type="spellEnd"/>
-      <w:r>
-        <w:rPr>
-          <w:rFonts w:ascii="Times New Roman" w:hAnsi="Times New Roman" w:cs="Times New Roman"/>
-          <w:sz w:val="28"/>
-          <w:szCs w:val="28"/>
-        </w:rPr>
-        <w:t>, 2023.</w:t>
+        <w:t>Петухов, А.А. Проектирование информационных систем / А.А. Петухов. – М.: Юрайт, 2023.</w:t>
       </w:r>
     </w:p>
     <w:p>
@@ -14841,31 +13560,7 @@
           <w:szCs w:val="28"/>
           <w:lang w:val="en-US"/>
         </w:rPr>
-        <w:t>&lt;</w:t>
-      </w:r>
-      <w:proofErr w:type="spellStart"/>
-      <w:proofErr w:type="gramStart"/>
-      <w:r>
-        <w:rPr>
-          <w:rFonts w:ascii="Times New Roman" w:hAnsi="Times New Roman" w:cs="Times New Roman"/>
-          <w:bCs/>
-          <w:sz w:val="28"/>
-          <w:szCs w:val="28"/>
-          <w:lang w:val="en-US"/>
-        </w:rPr>
-        <w:t>connectionStrings</w:t>
-      </w:r>
-      <w:proofErr w:type="spellEnd"/>
-      <w:proofErr w:type="gramEnd"/>
-      <w:r>
-        <w:rPr>
-          <w:rFonts w:ascii="Times New Roman" w:hAnsi="Times New Roman" w:cs="Times New Roman"/>
-          <w:bCs/>
-          <w:sz w:val="28"/>
-          <w:szCs w:val="28"/>
-          <w:lang w:val="en-US"/>
-        </w:rPr>
-        <w:t>&gt;</w:t>
+        <w:t>&lt;connectionStrings&gt;</w:t>
       </w:r>
     </w:p>
     <w:p>
@@ -14889,29 +13584,7 @@
           <w:lang w:val="en-US"/>
         </w:rPr>
         <w:tab/>
-        <w:t>&lt;add name="</w:t>
-      </w:r>
-      <w:proofErr w:type="spellStart"/>
-      <w:r>
-        <w:rPr>
-          <w:rFonts w:ascii="Times New Roman" w:hAnsi="Times New Roman" w:cs="Times New Roman"/>
-          <w:bCs/>
-          <w:sz w:val="28"/>
-          <w:szCs w:val="28"/>
-          <w:lang w:val="en-US"/>
-        </w:rPr>
-        <w:t>DbConnection</w:t>
-      </w:r>
-      <w:proofErr w:type="spellEnd"/>
-      <w:r>
-        <w:rPr>
-          <w:rFonts w:ascii="Times New Roman" w:hAnsi="Times New Roman" w:cs="Times New Roman"/>
-          <w:bCs/>
-          <w:sz w:val="28"/>
-          <w:szCs w:val="28"/>
-          <w:lang w:val="en-US"/>
-        </w:rPr>
-        <w:t>"</w:t>
+        <w:t>&lt;add name="DbConnection"</w:t>
       </w:r>
     </w:p>
     <w:p>
@@ -14945,29 +13618,7 @@
           <w:lang w:val="en-US"/>
         </w:rPr>
         <w:tab/>
-        <w:t xml:space="preserve"> </w:t>
-      </w:r>
-      <w:proofErr w:type="gramStart"/>
-      <w:r>
-        <w:rPr>
-          <w:rFonts w:ascii="Times New Roman" w:hAnsi="Times New Roman" w:cs="Times New Roman"/>
-          <w:bCs/>
-          <w:sz w:val="28"/>
-          <w:szCs w:val="28"/>
-          <w:lang w:val="en-US"/>
-        </w:rPr>
-        <w:t>connectionString</w:t>
-      </w:r>
-      <w:proofErr w:type="gramEnd"/>
-      <w:r>
-        <w:rPr>
-          <w:rFonts w:ascii="Times New Roman" w:hAnsi="Times New Roman" w:cs="Times New Roman"/>
-          <w:bCs/>
-          <w:sz w:val="28"/>
-          <w:szCs w:val="28"/>
-          <w:lang w:val="en-US"/>
-        </w:rPr>
-        <w:t>="Server=localhost;Database=AuctionDB;Trusted_Connection=True;"</w:t>
+        <w:t xml:space="preserve"> connectionString="Server=localhost;Database=AuctionDB;Trusted_Connection=True;"</w:t>
       </w:r>
     </w:p>
     <w:p>
@@ -15001,51 +13652,7 @@
           <w:lang w:val="en-US"/>
         </w:rPr>
         <w:tab/>
-        <w:t xml:space="preserve"> </w:t>
-      </w:r>
-      <w:proofErr w:type="spellStart"/>
-      <w:r>
-        <w:rPr>
-          <w:rFonts w:ascii="Times New Roman" w:hAnsi="Times New Roman" w:cs="Times New Roman"/>
-          <w:bCs/>
-          <w:sz w:val="28"/>
-          <w:szCs w:val="28"/>
-          <w:lang w:val="en-US"/>
-        </w:rPr>
-        <w:t>providerName</w:t>
-      </w:r>
-      <w:proofErr w:type="spellEnd"/>
-      <w:r>
-        <w:rPr>
-          <w:rFonts w:ascii="Times New Roman" w:hAnsi="Times New Roman" w:cs="Times New Roman"/>
-          <w:bCs/>
-          <w:sz w:val="28"/>
-          <w:szCs w:val="28"/>
-          <w:lang w:val="en-US"/>
-        </w:rPr>
-        <w:t>="</w:t>
-      </w:r>
-      <w:proofErr w:type="spellStart"/>
-      <w:r>
-        <w:rPr>
-          <w:rFonts w:ascii="Times New Roman" w:hAnsi="Times New Roman" w:cs="Times New Roman"/>
-          <w:bCs/>
-          <w:sz w:val="28"/>
-          <w:szCs w:val="28"/>
-          <w:lang w:val="en-US"/>
-        </w:rPr>
-        <w:t>System.Data.SqlClient</w:t>
-      </w:r>
-      <w:proofErr w:type="spellEnd"/>
-      <w:r>
-        <w:rPr>
-          <w:rFonts w:ascii="Times New Roman" w:hAnsi="Times New Roman" w:cs="Times New Roman"/>
-          <w:bCs/>
-          <w:sz w:val="28"/>
-          <w:szCs w:val="28"/>
-          <w:lang w:val="en-US"/>
-        </w:rPr>
-        <w:t>"/&gt;</w:t>
+        <w:t xml:space="preserve"> providerName="System.Data.SqlClient"/&gt;</w:t>
       </w:r>
     </w:p>
     <w:p>
@@ -15068,29 +13675,7 @@
           <w:szCs w:val="28"/>
           <w:lang w:val="en-US"/>
         </w:rPr>
-        <w:t>&lt;/</w:t>
-      </w:r>
-      <w:proofErr w:type="spellStart"/>
-      <w:r>
-        <w:rPr>
-          <w:rFonts w:ascii="Times New Roman" w:hAnsi="Times New Roman" w:cs="Times New Roman"/>
-          <w:bCs/>
-          <w:sz w:val="28"/>
-          <w:szCs w:val="28"/>
-          <w:lang w:val="en-US"/>
-        </w:rPr>
-        <w:t>connectionStrings</w:t>
-      </w:r>
-      <w:proofErr w:type="spellEnd"/>
-      <w:r>
-        <w:rPr>
-          <w:rFonts w:ascii="Times New Roman" w:hAnsi="Times New Roman" w:cs="Times New Roman"/>
-          <w:bCs/>
-          <w:sz w:val="28"/>
-          <w:szCs w:val="28"/>
-          <w:lang w:val="en-US"/>
-        </w:rPr>
-        <w:t>&gt;</w:t>
+        <w:t>&lt;/connectionStrings&gt;</w:t>
       </w:r>
     </w:p>
     <w:p>
@@ -15225,9 +13810,8 @@
           <w:szCs w:val="28"/>
           <w:lang w:val="en-US"/>
         </w:rPr>
-        <w:t xml:space="preserve">string </w:t>
-      </w:r>
-      <w:proofErr w:type="spellStart"/>
+        <w:t>string connectionString = ConfigurationManager</w:t>
+      </w:r>
       <w:r>
         <w:rPr>
           <w:rFonts w:ascii="Times New Roman" w:hAnsi="Times New Roman" w:cs="Times New Roman"/>
@@ -15236,9 +13820,9 @@
           <w:szCs w:val="28"/>
           <w:lang w:val="en-US"/>
         </w:rPr>
-        <w:t>connectionString</w:t>
-      </w:r>
-      <w:proofErr w:type="spellEnd"/>
+        <w:br/>
+        <w:t>.ConnectionStrings["DbConnection"].ConnectionString;</w:t>
+      </w:r>
       <w:r>
         <w:rPr>
           <w:rFonts w:ascii="Times New Roman" w:hAnsi="Times New Roman" w:cs="Times New Roman"/>
@@ -15247,9 +13831,8 @@
           <w:szCs w:val="28"/>
           <w:lang w:val="en-US"/>
         </w:rPr>
-        <w:t xml:space="preserve"> = </w:t>
-      </w:r>
-      <w:proofErr w:type="spellStart"/>
+        <w:br/>
+      </w:r>
       <w:r>
         <w:rPr>
           <w:rFonts w:ascii="Times New Roman" w:hAnsi="Times New Roman" w:cs="Times New Roman"/>
@@ -15258,172 +13841,8 @@
           <w:szCs w:val="28"/>
           <w:lang w:val="en-US"/>
         </w:rPr>
-        <w:t>ConfigurationManager</w:t>
-      </w:r>
-      <w:proofErr w:type="spellEnd"/>
-      <w:r>
-        <w:rPr>
-          <w:rFonts w:ascii="Times New Roman" w:hAnsi="Times New Roman" w:cs="Times New Roman"/>
-          <w:bCs/>
-          <w:sz w:val="28"/>
-          <w:szCs w:val="28"/>
-          <w:lang w:val="en-US"/>
-        </w:rPr>
         <w:br/>
-        <w:t>.</w:t>
-      </w:r>
-      <w:proofErr w:type="spellStart"/>
-      <w:r>
-        <w:rPr>
-          <w:rFonts w:ascii="Times New Roman" w:hAnsi="Times New Roman" w:cs="Times New Roman"/>
-          <w:bCs/>
-          <w:sz w:val="28"/>
-          <w:szCs w:val="28"/>
-          <w:lang w:val="en-US"/>
-        </w:rPr>
-        <w:t>ConnectionStrings</w:t>
-      </w:r>
-      <w:proofErr w:type="spellEnd"/>
-      <w:r>
-        <w:rPr>
-          <w:rFonts w:ascii="Times New Roman" w:hAnsi="Times New Roman" w:cs="Times New Roman"/>
-          <w:bCs/>
-          <w:sz w:val="28"/>
-          <w:szCs w:val="28"/>
-          <w:lang w:val="en-US"/>
-        </w:rPr>
-        <w:t>["</w:t>
-      </w:r>
-      <w:proofErr w:type="spellStart"/>
-      <w:r>
-        <w:rPr>
-          <w:rFonts w:ascii="Times New Roman" w:hAnsi="Times New Roman" w:cs="Times New Roman"/>
-          <w:bCs/>
-          <w:sz w:val="28"/>
-          <w:szCs w:val="28"/>
-          <w:lang w:val="en-US"/>
-        </w:rPr>
-        <w:t>DbConnection</w:t>
-      </w:r>
-      <w:proofErr w:type="spellEnd"/>
-      <w:r>
-        <w:rPr>
-          <w:rFonts w:ascii="Times New Roman" w:hAnsi="Times New Roman" w:cs="Times New Roman"/>
-          <w:bCs/>
-          <w:sz w:val="28"/>
-          <w:szCs w:val="28"/>
-          <w:lang w:val="en-US"/>
-        </w:rPr>
-        <w:t>"].</w:t>
-      </w:r>
-      <w:proofErr w:type="spellStart"/>
-      <w:r>
-        <w:rPr>
-          <w:rFonts w:ascii="Times New Roman" w:hAnsi="Times New Roman" w:cs="Times New Roman"/>
-          <w:bCs/>
-          <w:sz w:val="28"/>
-          <w:szCs w:val="28"/>
-          <w:lang w:val="en-US"/>
-        </w:rPr>
-        <w:t>ConnectionString</w:t>
-      </w:r>
-      <w:proofErr w:type="spellEnd"/>
-      <w:r>
-        <w:rPr>
-          <w:rFonts w:ascii="Times New Roman" w:hAnsi="Times New Roman" w:cs="Times New Roman"/>
-          <w:bCs/>
-          <w:sz w:val="28"/>
-          <w:szCs w:val="28"/>
-          <w:lang w:val="en-US"/>
-        </w:rPr>
-        <w:t>;</w:t>
-      </w:r>
-      <w:r>
-        <w:rPr>
-          <w:rFonts w:ascii="Times New Roman" w:hAnsi="Times New Roman" w:cs="Times New Roman"/>
-          <w:bCs/>
-          <w:sz w:val="28"/>
-          <w:szCs w:val="28"/>
-          <w:lang w:val="en-US"/>
-        </w:rPr>
-        <w:br/>
-      </w:r>
-      <w:r>
-        <w:rPr>
-          <w:rFonts w:ascii="Times New Roman" w:hAnsi="Times New Roman" w:cs="Times New Roman"/>
-          <w:bCs/>
-          <w:sz w:val="28"/>
-          <w:szCs w:val="28"/>
-          <w:lang w:val="en-US"/>
-        </w:rPr>
-        <w:br/>
-        <w:t>using (</w:t>
-      </w:r>
-      <w:proofErr w:type="spellStart"/>
-      <w:r>
-        <w:rPr>
-          <w:rFonts w:ascii="Times New Roman" w:hAnsi="Times New Roman" w:cs="Times New Roman"/>
-          <w:bCs/>
-          <w:sz w:val="28"/>
-          <w:szCs w:val="28"/>
-          <w:lang w:val="en-US"/>
-        </w:rPr>
-        <w:t>SqlConnection</w:t>
-      </w:r>
-      <w:proofErr w:type="spellEnd"/>
-      <w:r>
-        <w:rPr>
-          <w:rFonts w:ascii="Times New Roman" w:hAnsi="Times New Roman" w:cs="Times New Roman"/>
-          <w:bCs/>
-          <w:sz w:val="28"/>
-          <w:szCs w:val="28"/>
-          <w:lang w:val="en-US"/>
-        </w:rPr>
-        <w:t xml:space="preserve"> conn = new </w:t>
-      </w:r>
-      <w:proofErr w:type="spellStart"/>
-      <w:r>
-        <w:rPr>
-          <w:rFonts w:ascii="Times New Roman" w:hAnsi="Times New Roman" w:cs="Times New Roman"/>
-          <w:bCs/>
-          <w:sz w:val="28"/>
-          <w:szCs w:val="28"/>
-          <w:lang w:val="en-US"/>
-        </w:rPr>
-        <w:t>SqlConnection</w:t>
-      </w:r>
-      <w:proofErr w:type="spellEnd"/>
-      <w:r>
-        <w:rPr>
-          <w:rFonts w:ascii="Times New Roman" w:hAnsi="Times New Roman" w:cs="Times New Roman"/>
-          <w:bCs/>
-          <w:sz w:val="28"/>
-          <w:szCs w:val="28"/>
-          <w:lang w:val="en-US"/>
-        </w:rPr>
-        <w:t>(</w:t>
-      </w:r>
-      <w:proofErr w:type="spellStart"/>
-      <w:r>
-        <w:rPr>
-          <w:rFonts w:ascii="Times New Roman" w:hAnsi="Times New Roman" w:cs="Times New Roman"/>
-          <w:bCs/>
-          <w:sz w:val="28"/>
-          <w:szCs w:val="28"/>
-          <w:lang w:val="en-US"/>
-        </w:rPr>
-        <w:t>connectionString</w:t>
-      </w:r>
-      <w:proofErr w:type="spellEnd"/>
-      <w:r>
-        <w:rPr>
-          <w:rFonts w:ascii="Times New Roman" w:hAnsi="Times New Roman" w:cs="Times New Roman"/>
-          <w:bCs/>
-          <w:sz w:val="28"/>
-          <w:szCs w:val="28"/>
-          <w:lang w:val="en-US"/>
-        </w:rPr>
-        <w:t>))</w:t>
+        <w:t>using (SqlConnection conn = new SqlConnection(connectionString))</w:t>
       </w:r>
       <w:r>
         <w:rPr>
@@ -15445,8 +13864,8 @@
           <w:lang w:val="en-US"/>
         </w:rPr>
         <w:br/>
-      </w:r>
-      <w:proofErr w:type="spellStart"/>
+        <w:t>conn.Open();</w:t>
+      </w:r>
       <w:r>
         <w:rPr>
           <w:rFonts w:ascii="Times New Roman" w:hAnsi="Times New Roman" w:cs="Times New Roman"/>
@@ -15455,9 +13874,8 @@
           <w:szCs w:val="28"/>
           <w:lang w:val="en-US"/>
         </w:rPr>
-        <w:t>conn.Open</w:t>
-      </w:r>
-      <w:proofErr w:type="spellEnd"/>
+        <w:br/>
+      </w:r>
       <w:r>
         <w:rPr>
           <w:rFonts w:ascii="Times New Roman" w:hAnsi="Times New Roman" w:cs="Times New Roman"/>
@@ -15466,7 +13884,8 @@
           <w:szCs w:val="28"/>
           <w:lang w:val="en-US"/>
         </w:rPr>
-        <w:t>();</w:t>
+        <w:br/>
+        <w:t>string query = "SELECT ItemID, LotNumber, StartPrice, Description, ImagePath FROM Items";</w:t>
       </w:r>
       <w:r>
         <w:rPr>
@@ -15487,9 +13906,8 @@
           <w:lang w:val="en-US"/>
         </w:rPr>
         <w:br/>
-        <w:t xml:space="preserve">string query = "SELECT </w:t>
-      </w:r>
-      <w:proofErr w:type="spellStart"/>
+        <w:t>SqlCommand cmd = new SqlCommand(query, conn);</w:t>
+      </w:r>
       <w:r>
         <w:rPr>
           <w:rFonts w:ascii="Times New Roman" w:hAnsi="Times New Roman" w:cs="Times New Roman"/>
@@ -15498,224 +13916,8 @@
           <w:szCs w:val="28"/>
           <w:lang w:val="en-US"/>
         </w:rPr>
-        <w:t>ItemID</w:t>
-      </w:r>
-      <w:proofErr w:type="spellEnd"/>
-      <w:r>
-        <w:rPr>
-          <w:rFonts w:ascii="Times New Roman" w:hAnsi="Times New Roman" w:cs="Times New Roman"/>
-          <w:bCs/>
-          <w:sz w:val="28"/>
-          <w:szCs w:val="28"/>
-          <w:lang w:val="en-US"/>
-        </w:rPr>
-        <w:t xml:space="preserve">, </w:t>
-      </w:r>
-      <w:proofErr w:type="spellStart"/>
-      <w:r>
-        <w:rPr>
-          <w:rFonts w:ascii="Times New Roman" w:hAnsi="Times New Roman" w:cs="Times New Roman"/>
-          <w:bCs/>
-          <w:sz w:val="28"/>
-          <w:szCs w:val="28"/>
-          <w:lang w:val="en-US"/>
-        </w:rPr>
-        <w:t>LotNumber</w:t>
-      </w:r>
-      <w:proofErr w:type="spellEnd"/>
-      <w:r>
-        <w:rPr>
-          <w:rFonts w:ascii="Times New Roman" w:hAnsi="Times New Roman" w:cs="Times New Roman"/>
-          <w:bCs/>
-          <w:sz w:val="28"/>
-          <w:szCs w:val="28"/>
-          <w:lang w:val="en-US"/>
-        </w:rPr>
-        <w:t xml:space="preserve">, </w:t>
-      </w:r>
-      <w:proofErr w:type="spellStart"/>
-      <w:r>
-        <w:rPr>
-          <w:rFonts w:ascii="Times New Roman" w:hAnsi="Times New Roman" w:cs="Times New Roman"/>
-          <w:bCs/>
-          <w:sz w:val="28"/>
-          <w:szCs w:val="28"/>
-          <w:lang w:val="en-US"/>
-        </w:rPr>
-        <w:t>StartPrice</w:t>
-      </w:r>
-      <w:proofErr w:type="spellEnd"/>
-      <w:r>
-        <w:rPr>
-          <w:rFonts w:ascii="Times New Roman" w:hAnsi="Times New Roman" w:cs="Times New Roman"/>
-          <w:bCs/>
-          <w:sz w:val="28"/>
-          <w:szCs w:val="28"/>
-          <w:lang w:val="en-US"/>
-        </w:rPr>
-        <w:t xml:space="preserve">, Description, </w:t>
-      </w:r>
-      <w:proofErr w:type="spellStart"/>
-      <w:r>
-        <w:rPr>
-          <w:rFonts w:ascii="Times New Roman" w:hAnsi="Times New Roman" w:cs="Times New Roman"/>
-          <w:bCs/>
-          <w:sz w:val="28"/>
-          <w:szCs w:val="28"/>
-          <w:lang w:val="en-US"/>
-        </w:rPr>
-        <w:t>ImagePath</w:t>
-      </w:r>
-      <w:proofErr w:type="spellEnd"/>
-      <w:r>
-        <w:rPr>
-          <w:rFonts w:ascii="Times New Roman" w:hAnsi="Times New Roman" w:cs="Times New Roman"/>
-          <w:bCs/>
-          <w:sz w:val="28"/>
-          <w:szCs w:val="28"/>
-          <w:lang w:val="en-US"/>
-        </w:rPr>
-        <w:t xml:space="preserve"> FROM Items";</w:t>
-      </w:r>
-      <w:r>
-        <w:rPr>
-          <w:rFonts w:ascii="Times New Roman" w:hAnsi="Times New Roman" w:cs="Times New Roman"/>
-          <w:bCs/>
-          <w:sz w:val="28"/>
-          <w:szCs w:val="28"/>
-          <w:lang w:val="en-US"/>
-        </w:rPr>
         <w:br/>
-      </w:r>
-      <w:r>
-        <w:rPr>
-          <w:rFonts w:ascii="Times New Roman" w:hAnsi="Times New Roman" w:cs="Times New Roman"/>
-          <w:bCs/>
-          <w:sz w:val="28"/>
-          <w:szCs w:val="28"/>
-          <w:lang w:val="en-US"/>
-        </w:rPr>
-        <w:br/>
-      </w:r>
-      <w:proofErr w:type="spellStart"/>
-      <w:r>
-        <w:rPr>
-          <w:rFonts w:ascii="Times New Roman" w:hAnsi="Times New Roman" w:cs="Times New Roman"/>
-          <w:bCs/>
-          <w:sz w:val="28"/>
-          <w:szCs w:val="28"/>
-          <w:lang w:val="en-US"/>
-        </w:rPr>
-        <w:t>SqlCommand</w:t>
-      </w:r>
-      <w:proofErr w:type="spellEnd"/>
-      <w:r>
-        <w:rPr>
-          <w:rFonts w:ascii="Times New Roman" w:hAnsi="Times New Roman" w:cs="Times New Roman"/>
-          <w:bCs/>
-          <w:sz w:val="28"/>
-          <w:szCs w:val="28"/>
-          <w:lang w:val="en-US"/>
-        </w:rPr>
-        <w:t xml:space="preserve"> </w:t>
-      </w:r>
-      <w:proofErr w:type="spellStart"/>
-      <w:r>
-        <w:rPr>
-          <w:rFonts w:ascii="Times New Roman" w:hAnsi="Times New Roman" w:cs="Times New Roman"/>
-          <w:bCs/>
-          <w:sz w:val="28"/>
-          <w:szCs w:val="28"/>
-          <w:lang w:val="en-US"/>
-        </w:rPr>
-        <w:t>cmd</w:t>
-      </w:r>
-      <w:proofErr w:type="spellEnd"/>
-      <w:r>
-        <w:rPr>
-          <w:rFonts w:ascii="Times New Roman" w:hAnsi="Times New Roman" w:cs="Times New Roman"/>
-          <w:bCs/>
-          <w:sz w:val="28"/>
-          <w:szCs w:val="28"/>
-          <w:lang w:val="en-US"/>
-        </w:rPr>
-        <w:t xml:space="preserve"> = new </w:t>
-      </w:r>
-      <w:proofErr w:type="spellStart"/>
-      <w:r>
-        <w:rPr>
-          <w:rFonts w:ascii="Times New Roman" w:hAnsi="Times New Roman" w:cs="Times New Roman"/>
-          <w:bCs/>
-          <w:sz w:val="28"/>
-          <w:szCs w:val="28"/>
-          <w:lang w:val="en-US"/>
-        </w:rPr>
-        <w:t>SqlCommand</w:t>
-      </w:r>
-      <w:proofErr w:type="spellEnd"/>
-      <w:r>
-        <w:rPr>
-          <w:rFonts w:ascii="Times New Roman" w:hAnsi="Times New Roman" w:cs="Times New Roman"/>
-          <w:bCs/>
-          <w:sz w:val="28"/>
-          <w:szCs w:val="28"/>
-          <w:lang w:val="en-US"/>
-        </w:rPr>
-        <w:t>(query, conn);</w:t>
-      </w:r>
-      <w:r>
-        <w:rPr>
-          <w:rFonts w:ascii="Times New Roman" w:hAnsi="Times New Roman" w:cs="Times New Roman"/>
-          <w:bCs/>
-          <w:sz w:val="28"/>
-          <w:szCs w:val="28"/>
-          <w:lang w:val="en-US"/>
-        </w:rPr>
-        <w:br/>
-      </w:r>
-      <w:proofErr w:type="spellStart"/>
-      <w:r>
-        <w:rPr>
-          <w:rFonts w:ascii="Times New Roman" w:hAnsi="Times New Roman" w:cs="Times New Roman"/>
-          <w:bCs/>
-          <w:sz w:val="28"/>
-          <w:szCs w:val="28"/>
-          <w:lang w:val="en-US"/>
-        </w:rPr>
-        <w:t>SqlDataReader</w:t>
-      </w:r>
-      <w:proofErr w:type="spellEnd"/>
-      <w:r>
-        <w:rPr>
-          <w:rFonts w:ascii="Times New Roman" w:hAnsi="Times New Roman" w:cs="Times New Roman"/>
-          <w:bCs/>
-          <w:sz w:val="28"/>
-          <w:szCs w:val="28"/>
-          <w:lang w:val="en-US"/>
-        </w:rPr>
-        <w:t xml:space="preserve"> reader = </w:t>
-      </w:r>
-      <w:proofErr w:type="spellStart"/>
-      <w:r>
-        <w:rPr>
-          <w:rFonts w:ascii="Times New Roman" w:hAnsi="Times New Roman" w:cs="Times New Roman"/>
-          <w:bCs/>
-          <w:sz w:val="28"/>
-          <w:szCs w:val="28"/>
-          <w:lang w:val="en-US"/>
-        </w:rPr>
-        <w:t>cmd.ExecuteReader</w:t>
-      </w:r>
-      <w:proofErr w:type="spellEnd"/>
-      <w:r>
-        <w:rPr>
-          <w:rFonts w:ascii="Times New Roman" w:hAnsi="Times New Roman" w:cs="Times New Roman"/>
-          <w:bCs/>
-          <w:sz w:val="28"/>
-          <w:szCs w:val="28"/>
-          <w:lang w:val="en-US"/>
-        </w:rPr>
-        <w:t>();</w:t>
+        <w:t>SqlDataReader reader = cmd.ExecuteReader();</w:t>
       </w:r>
       <w:r>
         <w:rPr>
@@ -15742,7 +13944,7 @@
 </file>
 
 <file path=word/endnotes.xml><?xml version="1.0" encoding="utf-8"?>
-<w:endnotes xmlns:wpc="http://schemas.microsoft.com/office/word/2010/wordprocessingCanvas" xmlns:cx="http://schemas.microsoft.com/office/drawing/2014/chartex" xmlns:cx1="http://schemas.microsoft.com/office/drawing/2015/9/8/chartex" xmlns:mc="http://schemas.openxmlformats.org/markup-compatibility/2006" xmlns:o="urn:schemas-microsoft-com:office:office" xmlns:r="http://schemas.openxmlformats.org/officeDocument/2006/relationships" xmlns:m="http://schemas.openxmlformats.org/officeDocument/2006/math" xmlns:v="urn:schemas-microsoft-com:vml" xmlns:wp14="http://schemas.microsoft.com/office/word/2010/wordprocessingDrawing" xmlns:wp="http://schemas.openxmlformats.org/drawingml/2006/wordprocessingDrawing" xmlns:w10="urn:schemas-microsoft-com:office:word" xmlns:w="http://schemas.openxmlformats.org/wordprocessingml/2006/main" xmlns:w14="http://schemas.microsoft.com/office/word/2010/wordml" xmlns:w15="http://schemas.microsoft.com/office/word/2012/wordml" xmlns:w16se="http://schemas.microsoft.com/office/word/2015/wordml/symex" xmlns:wpg="http://schemas.microsoft.com/office/word/2010/wordprocessingGroup" xmlns:wpi="http://schemas.microsoft.com/office/word/2010/wordprocessingInk" xmlns:wne="http://schemas.microsoft.com/office/word/2006/wordml" xmlns:wps="http://schemas.microsoft.com/office/word/2010/wordprocessingShape" mc:Ignorable="w14 w15 w16se wp14">
+<w:endnotes xmlns:wpc="http://schemas.microsoft.com/office/word/2010/wordprocessingCanvas" xmlns:cx="http://schemas.microsoft.com/office/drawing/2014/chartex" xmlns:cx1="http://schemas.microsoft.com/office/drawing/2015/9/8/chartex" xmlns:cx2="http://schemas.microsoft.com/office/drawing/2015/10/21/chartex" xmlns:cx3="http://schemas.microsoft.com/office/drawing/2016/5/9/chartex" xmlns:cx4="http://schemas.microsoft.com/office/drawing/2016/5/10/chartex" xmlns:cx5="http://schemas.microsoft.com/office/drawing/2016/5/11/chartex" xmlns:cx6="http://schemas.microsoft.com/office/drawing/2016/5/12/chartex" xmlns:cx7="http://schemas.microsoft.com/office/drawing/2016/5/13/chartex" xmlns:cx8="http://schemas.microsoft.com/office/drawing/2016/5/14/chartex" xmlns:mc="http://schemas.openxmlformats.org/markup-compatibility/2006" xmlns:aink="http://schemas.microsoft.com/office/drawing/2016/ink" xmlns:am3d="http://schemas.microsoft.com/office/drawing/2017/model3d" xmlns:o="urn:schemas-microsoft-com:office:office" xmlns:oel="http://schemas.microsoft.com/office/2019/extlst" xmlns:r="http://schemas.openxmlformats.org/officeDocument/2006/relationships" xmlns:m="http://schemas.openxmlformats.org/officeDocument/2006/math" xmlns:v="urn:schemas-microsoft-com:vml" xmlns:wp14="http://schemas.microsoft.com/office/word/2010/wordprocessingDrawing" xmlns:wp="http://schemas.openxmlformats.org/drawingml/2006/wordprocessingDrawing" xmlns:w10="urn:schemas-microsoft-com:office:word" xmlns:w="http://schemas.openxmlformats.org/wordprocessingml/2006/main" xmlns:w14="http://schemas.microsoft.com/office/word/2010/wordml" xmlns:w15="http://schemas.microsoft.com/office/word/2012/wordml" xmlns:w16cex="http://schemas.microsoft.com/office/word/2018/wordml/cex" xmlns:w16cid="http://schemas.microsoft.com/office/word/2016/wordml/cid" xmlns:w16="http://schemas.microsoft.com/office/word/2018/wordml" xmlns:w16sdtdh="http://schemas.microsoft.com/office/word/2020/wordml/sdtdatahash" xmlns:w16se="http://schemas.microsoft.com/office/word/2015/wordml/symex" xmlns:wpg="http://schemas.microsoft.com/office/word/2010/wordprocessingGroup" xmlns:wpi="http://schemas.microsoft.com/office/word/2010/wordprocessingInk" xmlns:wne="http://schemas.microsoft.com/office/word/2006/wordml" xmlns:wps="http://schemas.microsoft.com/office/word/2010/wordprocessingShape" mc:Ignorable="w14 w15 w16se w16cid w16 w16cex w16sdtdh wp14">
   <w:endnote w:type="separator" w:id="-1">
     <w:p>
       <w:pPr>
@@ -15767,7 +13969,7 @@
 </file>
 
 <file path=word/footnotes.xml><?xml version="1.0" encoding="utf-8"?>
-<w:footnotes xmlns:wpc="http://schemas.microsoft.com/office/word/2010/wordprocessingCanvas" xmlns:cx="http://schemas.microsoft.com/office/drawing/2014/chartex" xmlns:cx1="http://schemas.microsoft.com/office/drawing/2015/9/8/chartex" xmlns:mc="http://schemas.openxmlformats.org/markup-compatibility/2006" xmlns:o="urn:schemas-microsoft-com:office:office" xmlns:r="http://schemas.openxmlformats.org/officeDocument/2006/relationships" xmlns:m="http://schemas.openxmlformats.org/officeDocument/2006/math" xmlns:v="urn:schemas-microsoft-com:vml" xmlns:wp14="http://schemas.microsoft.com/office/word/2010/wordprocessingDrawing" xmlns:wp="http://schemas.openxmlformats.org/drawingml/2006/wordprocessingDrawing" xmlns:w10="urn:schemas-microsoft-com:office:word" xmlns:w="http://schemas.openxmlformats.org/wordprocessingml/2006/main" xmlns:w14="http://schemas.microsoft.com/office/word/2010/wordml" xmlns:w15="http://schemas.microsoft.com/office/word/2012/wordml" xmlns:w16se="http://schemas.microsoft.com/office/word/2015/wordml/symex" xmlns:wpg="http://schemas.microsoft.com/office/word/2010/wordprocessingGroup" xmlns:wpi="http://schemas.microsoft.com/office/word/2010/wordprocessingInk" xmlns:wne="http://schemas.microsoft.com/office/word/2006/wordml" xmlns:wps="http://schemas.microsoft.com/office/word/2010/wordprocessingShape" mc:Ignorable="w14 w15 w16se wp14">
+<w:footnotes xmlns:wpc="http://schemas.microsoft.com/office/word/2010/wordprocessingCanvas" xmlns:cx="http://schemas.microsoft.com/office/drawing/2014/chartex" xmlns:cx1="http://schemas.microsoft.com/office/drawing/2015/9/8/chartex" xmlns:cx2="http://schemas.microsoft.com/office/drawing/2015/10/21/chartex" xmlns:cx3="http://schemas.microsoft.com/office/drawing/2016/5/9/chartex" xmlns:cx4="http://schemas.microsoft.com/office/drawing/2016/5/10/chartex" xmlns:cx5="http://schemas.microsoft.com/office/drawing/2016/5/11/chartex" xmlns:cx6="http://schemas.microsoft.com/office/drawing/2016/5/12/chartex" xmlns:cx7="http://schemas.microsoft.com/office/drawing/2016/5/13/chartex" xmlns:cx8="http://schemas.microsoft.com/office/drawing/2016/5/14/chartex" xmlns:mc="http://schemas.openxmlformats.org/markup-compatibility/2006" xmlns:aink="http://schemas.microsoft.com/office/drawing/2016/ink" xmlns:am3d="http://schemas.microsoft.com/office/drawing/2017/model3d" xmlns:o="urn:schemas-microsoft-com:office:office" xmlns:oel="http://schemas.microsoft.com/office/2019/extlst" xmlns:r="http://schemas.openxmlformats.org/officeDocument/2006/relationships" xmlns:m="http://schemas.openxmlformats.org/officeDocument/2006/math" xmlns:v="urn:schemas-microsoft-com:vml" xmlns:wp14="http://schemas.microsoft.com/office/word/2010/wordprocessingDrawing" xmlns:wp="http://schemas.openxmlformats.org/drawingml/2006/wordprocessingDrawing" xmlns:w10="urn:schemas-microsoft-com:office:word" xmlns:w="http://schemas.openxmlformats.org/wordprocessingml/2006/main" xmlns:w14="http://schemas.microsoft.com/office/word/2010/wordml" xmlns:w15="http://schemas.microsoft.com/office/word/2012/wordml" xmlns:w16cex="http://schemas.microsoft.com/office/word/2018/wordml/cex" xmlns:w16cid="http://schemas.microsoft.com/office/word/2016/wordml/cid" xmlns:w16="http://schemas.microsoft.com/office/word/2018/wordml" xmlns:w16sdtdh="http://schemas.microsoft.com/office/word/2020/wordml/sdtdatahash" xmlns:w16se="http://schemas.microsoft.com/office/word/2015/wordml/symex" xmlns:wpg="http://schemas.microsoft.com/office/word/2010/wordprocessingGroup" xmlns:wpi="http://schemas.microsoft.com/office/word/2010/wordprocessingInk" xmlns:wne="http://schemas.microsoft.com/office/word/2006/wordml" xmlns:wps="http://schemas.microsoft.com/office/word/2010/wordprocessingShape" mc:Ignorable="w14 w15 w16se w16cid w16 w16cex w16sdtdh wp14">
   <w:footnote w:type="separator" w:id="-1">
     <w:p>
       <w:pPr>
@@ -15792,7 +13994,7 @@
 </file>
 
 <file path=word/header1.xml><?xml version="1.0" encoding="utf-8"?>
-<w:hdr xmlns:wpc="http://schemas.microsoft.com/office/word/2010/wordprocessingCanvas" xmlns:cx="http://schemas.microsoft.com/office/drawing/2014/chartex" xmlns:cx1="http://schemas.microsoft.com/office/drawing/2015/9/8/chartex" xmlns:mc="http://schemas.openxmlformats.org/markup-compatibility/2006" xmlns:o="urn:schemas-microsoft-com:office:office" xmlns:r="http://schemas.openxmlformats.org/officeDocument/2006/relationships" xmlns:m="http://schemas.openxmlformats.org/officeDocument/2006/math" xmlns:v="urn:schemas-microsoft-com:vml" xmlns:wp14="http://schemas.microsoft.com/office/word/2010/wordprocessingDrawing" xmlns:wp="http://schemas.openxmlformats.org/drawingml/2006/wordprocessingDrawing" xmlns:w10="urn:schemas-microsoft-com:office:word" xmlns:w="http://schemas.openxmlformats.org/wordprocessingml/2006/main" xmlns:w14="http://schemas.microsoft.com/office/word/2010/wordml" xmlns:w15="http://schemas.microsoft.com/office/word/2012/wordml" xmlns:w16se="http://schemas.microsoft.com/office/word/2015/wordml/symex" xmlns:wpg="http://schemas.microsoft.com/office/word/2010/wordprocessingGroup" xmlns:wpi="http://schemas.microsoft.com/office/word/2010/wordprocessingInk" xmlns:wne="http://schemas.microsoft.com/office/word/2006/wordml" xmlns:wps="http://schemas.microsoft.com/office/word/2010/wordprocessingShape" mc:Ignorable="w14 w15 w16se wp14">
+<w:hdr xmlns:wpc="http://schemas.microsoft.com/office/word/2010/wordprocessingCanvas" xmlns:cx="http://schemas.microsoft.com/office/drawing/2014/chartex" xmlns:cx1="http://schemas.microsoft.com/office/drawing/2015/9/8/chartex" xmlns:cx2="http://schemas.microsoft.com/office/drawing/2015/10/21/chartex" xmlns:cx3="http://schemas.microsoft.com/office/drawing/2016/5/9/chartex" xmlns:cx4="http://schemas.microsoft.com/office/drawing/2016/5/10/chartex" xmlns:cx5="http://schemas.microsoft.com/office/drawing/2016/5/11/chartex" xmlns:cx6="http://schemas.microsoft.com/office/drawing/2016/5/12/chartex" xmlns:cx7="http://schemas.microsoft.com/office/drawing/2016/5/13/chartex" xmlns:cx8="http://schemas.microsoft.com/office/drawing/2016/5/14/chartex" xmlns:mc="http://schemas.openxmlformats.org/markup-compatibility/2006" xmlns:aink="http://schemas.microsoft.com/office/drawing/2016/ink" xmlns:am3d="http://schemas.microsoft.com/office/drawing/2017/model3d" xmlns:o="urn:schemas-microsoft-com:office:office" xmlns:oel="http://schemas.microsoft.com/office/2019/extlst" xmlns:r="http://schemas.openxmlformats.org/officeDocument/2006/relationships" xmlns:m="http://schemas.openxmlformats.org/officeDocument/2006/math" xmlns:v="urn:schemas-microsoft-com:vml" xmlns:wp14="http://schemas.microsoft.com/office/word/2010/wordprocessingDrawing" xmlns:wp="http://schemas.openxmlformats.org/drawingml/2006/wordprocessingDrawing" xmlns:w10="urn:schemas-microsoft-com:office:word" xmlns:w="http://schemas.openxmlformats.org/wordprocessingml/2006/main" xmlns:w14="http://schemas.microsoft.com/office/word/2010/wordml" xmlns:w15="http://schemas.microsoft.com/office/word/2012/wordml" xmlns:w16cex="http://schemas.microsoft.com/office/word/2018/wordml/cex" xmlns:w16cid="http://schemas.microsoft.com/office/word/2016/wordml/cid" xmlns:w16="http://schemas.microsoft.com/office/word/2018/wordml" xmlns:w16sdtdh="http://schemas.microsoft.com/office/word/2020/wordml/sdtdatahash" xmlns:w16se="http://schemas.microsoft.com/office/word/2015/wordml/symex" xmlns:wpg="http://schemas.microsoft.com/office/word/2010/wordprocessingGroup" xmlns:wpi="http://schemas.microsoft.com/office/word/2010/wordprocessingInk" xmlns:wne="http://schemas.microsoft.com/office/word/2006/wordml" xmlns:wps="http://schemas.microsoft.com/office/word/2010/wordprocessingShape" mc:Ignorable="w14 w15 w16se w16cid w16 w16cex w16sdtdh wp14">
   <w:p>
     <w:pPr>
       <w:pStyle w:val="a3"/>
@@ -15963,17 +14165,7 @@
                                   <w:iCs/>
                                   <w:sz w:val="40"/>
                                 </w:rPr>
-                                <w:t xml:space="preserve">ЖГМК </w:t>
-                              </w:r>
-                              <w:proofErr w:type="gramStart"/>
-                              <w:r>
-                                <w:rPr>
-                                  <w:rFonts w:ascii="GOST type A" w:hAnsi="GOST type A" w:cs="Arial"/>
-                                  <w:i/>
-                                  <w:iCs/>
-                                  <w:sz w:val="40"/>
-                                </w:rPr>
-                                <w:t xml:space="preserve">09.02.07  </w:t>
+                                <w:t xml:space="preserve">ЖГМК 09.02.07  </w:t>
                               </w:r>
                               <w:r>
                                 <w:rPr>
@@ -15984,7 +14176,6 @@
                                 </w:rPr>
                                 <w:t>121574</w:t>
                               </w:r>
-                              <w:proofErr w:type="gramEnd"/>
                               <w:r>
                                 <w:rPr>
                                   <w:rFonts w:ascii="GOST type A" w:hAnsi="GOST type A" w:cs="Arial"/>
@@ -16123,7 +14314,7 @@
         </mc:Choice>
         <mc:Fallback>
           <w:pict>
-            <v:group w14:anchorId="2477F7E0" id="Group 1" o:spid="_x0000_s1026" style="position:absolute;margin-left:-15.95pt;margin-top:13.25pt;width:526.7pt;height:814.05pt;z-index:251658240;mso-wrap-distance-left:0;mso-wrap-distance-right:0;mso-position-vertical-relative:page" coordorigin="-228,273" coordsize="10545,16322" o:gfxdata="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">
+            <v:group w14:anchorId="2477F7E0" id="Group 1" o:spid="_x0000_s1026" style="position:absolute;margin-left:-15.95pt;margin-top:13.25pt;width:526.7pt;height:814.05pt;z-index:251658240;mso-wrap-distance-left:0;mso-wrap-distance-right:0;mso-position-vertical-relative:page" coordorigin="-228,273" coordsize="10545,16322" o:gfxdata="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">
               <v:shapetype id="_x0000_t75" coordsize="21600,21600" o:spt="75" o:preferrelative="t" path="m@4@5l@4@11@9@11@9@5xe" filled="f" stroked="f">
                 <v:stroke joinstyle="miter"/>
                 <v:formulas>
@@ -16174,17 +14365,7 @@
                             <w:iCs/>
                             <w:sz w:val="40"/>
                           </w:rPr>
-                          <w:t xml:space="preserve">ЖГМК </w:t>
-                        </w:r>
-                        <w:proofErr w:type="gramStart"/>
-                        <w:r>
-                          <w:rPr>
-                            <w:rFonts w:ascii="GOST type A" w:hAnsi="GOST type A" w:cs="Arial"/>
-                            <w:i/>
-                            <w:iCs/>
-                            <w:sz w:val="40"/>
-                          </w:rPr>
-                          <w:t xml:space="preserve">09.02.07  </w:t>
+                          <w:t xml:space="preserve">ЖГМК 09.02.07  </w:t>
                         </w:r>
                         <w:r>
                           <w:rPr>
@@ -16195,7 +14376,6 @@
                           </w:rPr>
                           <w:t>121574</w:t>
                         </w:r>
-                        <w:proofErr w:type="gramEnd"/>
                         <w:r>
                           <w:rPr>
                             <w:rFonts w:ascii="GOST type A" w:hAnsi="GOST type A" w:cs="Arial"/>
@@ -16290,7 +14470,7 @@
 </file>
 
 <file path=word/numbering.xml><?xml version="1.0" encoding="utf-8"?>
-<w:numbering xmlns:wpc="http://schemas.microsoft.com/office/word/2010/wordprocessingCanvas" xmlns:cx="http://schemas.microsoft.com/office/drawing/2014/chartex" xmlns:cx1="http://schemas.microsoft.com/office/drawing/2015/9/8/chartex" xmlns:mc="http://schemas.openxmlformats.org/markup-compatibility/2006" xmlns:o="urn:schemas-microsoft-com:office:office" xmlns:r="http://schemas.openxmlformats.org/officeDocument/2006/relationships" xmlns:m="http://schemas.openxmlformats.org/officeDocument/2006/math" xmlns:v="urn:schemas-microsoft-com:vml" xmlns:wp14="http://schemas.microsoft.com/office/word/2010/wordprocessingDrawing" xmlns:wp="http://schemas.openxmlformats.org/drawingml/2006/wordprocessingDrawing" xmlns:w10="urn:schemas-microsoft-com:office:word" xmlns:w="http://schemas.openxmlformats.org/wordprocessingml/2006/main" xmlns:w14="http://schemas.microsoft.com/office/word/2010/wordml" xmlns:w15="http://schemas.microsoft.com/office/word/2012/wordml" xmlns:w16se="http://schemas.microsoft.com/office/word/2015/wordml/symex" xmlns:wpg="http://schemas.microsoft.com/office/word/2010/wordprocessingGroup" xmlns:wpi="http://schemas.microsoft.com/office/word/2010/wordprocessingInk" xmlns:wne="http://schemas.microsoft.com/office/word/2006/wordml" xmlns:wps="http://schemas.microsoft.com/office/word/2010/wordprocessingShape" mc:Ignorable="w14 w15 w16se wp14">
+<w:numbering xmlns:wpc="http://schemas.microsoft.com/office/word/2010/wordprocessingCanvas" xmlns:cx="http://schemas.microsoft.com/office/drawing/2014/chartex" xmlns:cx1="http://schemas.microsoft.com/office/drawing/2015/9/8/chartex" xmlns:cx2="http://schemas.microsoft.com/office/drawing/2015/10/21/chartex" xmlns:cx3="http://schemas.microsoft.com/office/drawing/2016/5/9/chartex" xmlns:cx4="http://schemas.microsoft.com/office/drawing/2016/5/10/chartex" xmlns:cx5="http://schemas.microsoft.com/office/drawing/2016/5/11/chartex" xmlns:cx6="http://schemas.microsoft.com/office/drawing/2016/5/12/chartex" xmlns:cx7="http://schemas.microsoft.com/office/drawing/2016/5/13/chartex" xmlns:cx8="http://schemas.microsoft.com/office/drawing/2016/5/14/chartex" xmlns:mc="http://schemas.openxmlformats.org/markup-compatibility/2006" xmlns:aink="http://schemas.microsoft.com/office/drawing/2016/ink" xmlns:am3d="http://schemas.microsoft.com/office/drawing/2017/model3d" xmlns:o="urn:schemas-microsoft-com:office:office" xmlns:oel="http://schemas.microsoft.com/office/2019/extlst" xmlns:r="http://schemas.openxmlformats.org/officeDocument/2006/relationships" xmlns:m="http://schemas.openxmlformats.org/officeDocument/2006/math" xmlns:v="urn:schemas-microsoft-com:vml" xmlns:wp14="http://schemas.microsoft.com/office/word/2010/wordprocessingDrawing" xmlns:wp="http://schemas.openxmlformats.org/drawingml/2006/wordprocessingDrawing" xmlns:w10="urn:schemas-microsoft-com:office:word" xmlns:w="http://schemas.openxmlformats.org/wordprocessingml/2006/main" xmlns:w14="http://schemas.microsoft.com/office/word/2010/wordml" xmlns:w15="http://schemas.microsoft.com/office/word/2012/wordml" xmlns:w16cex="http://schemas.microsoft.com/office/word/2018/wordml/cex" xmlns:w16cid="http://schemas.microsoft.com/office/word/2016/wordml/cid" xmlns:w16="http://schemas.microsoft.com/office/word/2018/wordml" xmlns:w16sdtdh="http://schemas.microsoft.com/office/word/2020/wordml/sdtdatahash" xmlns:w16se="http://schemas.microsoft.com/office/word/2015/wordml/symex" xmlns:wpg="http://schemas.microsoft.com/office/word/2010/wordprocessingGroup" xmlns:wpi="http://schemas.microsoft.com/office/word/2010/wordprocessingInk" xmlns:wne="http://schemas.microsoft.com/office/word/2006/wordml" xmlns:wps="http://schemas.microsoft.com/office/word/2010/wordprocessingShape" mc:Ignorable="w14 w15 w16se w16cid w16 w16cex w16sdtdh wp14">
   <w:abstractNum w:abstractNumId="0" w15:restartNumberingAfterBreak="0">
     <w:nsid w:val="02633315"/>
     <w:multiLevelType w:val="hybridMultilevel"/>
@@ -18466,71 +16646,71 @@
       </w:rPr>
     </w:lvl>
   </w:abstractNum>
-  <w:num w:numId="1">
+  <w:num w:numId="1" w16cid:durableId="1022630744">
     <w:abstractNumId w:val="14"/>
   </w:num>
-  <w:num w:numId="2">
+  <w:num w:numId="2" w16cid:durableId="1393508332">
     <w:abstractNumId w:val="8"/>
   </w:num>
-  <w:num w:numId="3">
+  <w:num w:numId="3" w16cid:durableId="107118188">
     <w:abstractNumId w:val="16"/>
   </w:num>
-  <w:num w:numId="4">
+  <w:num w:numId="4" w16cid:durableId="78915224">
     <w:abstractNumId w:val="9"/>
   </w:num>
-  <w:num w:numId="5">
+  <w:num w:numId="5" w16cid:durableId="1991135982">
     <w:abstractNumId w:val="12"/>
   </w:num>
-  <w:num w:numId="6">
+  <w:num w:numId="6" w16cid:durableId="1222642410">
     <w:abstractNumId w:val="3"/>
   </w:num>
-  <w:num w:numId="7">
+  <w:num w:numId="7" w16cid:durableId="234435336">
     <w:abstractNumId w:val="10"/>
   </w:num>
-  <w:num w:numId="8">
+  <w:num w:numId="8" w16cid:durableId="1179344477">
     <w:abstractNumId w:val="11"/>
   </w:num>
-  <w:num w:numId="9">
+  <w:num w:numId="9" w16cid:durableId="2140874629">
     <w:abstractNumId w:val="1"/>
   </w:num>
-  <w:num w:numId="10">
+  <w:num w:numId="10" w16cid:durableId="1324047015">
     <w:abstractNumId w:val="4"/>
   </w:num>
-  <w:num w:numId="11">
+  <w:num w:numId="11" w16cid:durableId="317541376">
     <w:abstractNumId w:val="6"/>
   </w:num>
-  <w:num w:numId="12">
+  <w:num w:numId="12" w16cid:durableId="1940285380">
     <w:abstractNumId w:val="5"/>
   </w:num>
-  <w:num w:numId="13">
+  <w:num w:numId="13" w16cid:durableId="1707441318">
     <w:abstractNumId w:val="17"/>
   </w:num>
-  <w:num w:numId="14">
+  <w:num w:numId="14" w16cid:durableId="1296257842">
     <w:abstractNumId w:val="2"/>
   </w:num>
-  <w:num w:numId="15">
+  <w:num w:numId="15" w16cid:durableId="741636360">
     <w:abstractNumId w:val="18"/>
   </w:num>
-  <w:num w:numId="16">
+  <w:num w:numId="16" w16cid:durableId="2134056448">
     <w:abstractNumId w:val="0"/>
   </w:num>
-  <w:num w:numId="17">
+  <w:num w:numId="17" w16cid:durableId="573441422">
     <w:abstractNumId w:val="15"/>
   </w:num>
-  <w:num w:numId="18">
+  <w:num w:numId="18" w16cid:durableId="2033535910">
     <w:abstractNumId w:val="19"/>
   </w:num>
-  <w:num w:numId="19">
+  <w:num w:numId="19" w16cid:durableId="1055935672">
     <w:abstractNumId w:val="7"/>
   </w:num>
-  <w:num w:numId="20">
+  <w:num w:numId="20" w16cid:durableId="1357392718">
     <w:abstractNumId w:val="13"/>
   </w:num>
 </w:numbering>
 </file>
 
 <file path=word/styles.xml><?xml version="1.0" encoding="utf-8"?>
-<w:styles xmlns:mc="http://schemas.openxmlformats.org/markup-compatibility/2006" xmlns:r="http://schemas.openxmlformats.org/officeDocument/2006/relationships" xmlns:w="http://schemas.openxmlformats.org/wordprocessingml/2006/main" xmlns:w14="http://schemas.microsoft.com/office/word/2010/wordml" xmlns:w15="http://schemas.microsoft.com/office/word/2012/wordml" xmlns:w16se="http://schemas.microsoft.com/office/word/2015/wordml/symex" mc:Ignorable="w14 w15 w16se">
+<w:styles xmlns:mc="http://schemas.openxmlformats.org/markup-compatibility/2006" xmlns:r="http://schemas.openxmlformats.org/officeDocument/2006/relationships" xmlns:w="http://schemas.openxmlformats.org/wordprocessingml/2006/main" xmlns:w14="http://schemas.microsoft.com/office/word/2010/wordml" xmlns:w15="http://schemas.microsoft.com/office/word/2012/wordml" xmlns:w16cex="http://schemas.microsoft.com/office/word/2018/wordml/cex" xmlns:w16cid="http://schemas.microsoft.com/office/word/2016/wordml/cid" xmlns:w16="http://schemas.microsoft.com/office/word/2018/wordml" xmlns:w16sdtdh="http://schemas.microsoft.com/office/word/2020/wordml/sdtdatahash" xmlns:w16se="http://schemas.microsoft.com/office/word/2015/wordml/symex" mc:Ignorable="w14 w15 w16se w16cid w16 w16cex w16sdtdh">
   <w:docDefaults>
     <w:rPrDefault>
       <w:rPr>
@@ -18546,7 +16726,7 @@
       </w:pPr>
     </w:pPrDefault>
   </w:docDefaults>
-  <w:latentStyles w:defLockedState="0" w:defUIPriority="99" w:defSemiHidden="0" w:defUnhideWhenUsed="0" w:defQFormat="0" w:count="371">
+  <w:latentStyles w:defLockedState="0" w:defUIPriority="99" w:defSemiHidden="0" w:defUnhideWhenUsed="0" w:defQFormat="0" w:count="376">
     <w:lsdException w:name="Normal" w:uiPriority="0" w:qFormat="1"/>
     <w:lsdException w:name="heading 1" w:uiPriority="9" w:qFormat="1"/>
     <w:lsdException w:name="heading 2" w:semiHidden="1" w:uiPriority="9" w:unhideWhenUsed="1" w:qFormat="1"/>
@@ -18918,6 +17098,11 @@
     <w:lsdException w:name="List Table 5 Dark Accent 6" w:uiPriority="50"/>
     <w:lsdException w:name="List Table 6 Colorful Accent 6" w:uiPriority="51"/>
     <w:lsdException w:name="List Table 7 Colorful Accent 6" w:uiPriority="52"/>
+    <w:lsdException w:name="Mention" w:semiHidden="1" w:unhideWhenUsed="1"/>
+    <w:lsdException w:name="Smart Hyperlink" w:semiHidden="1" w:unhideWhenUsed="1"/>
+    <w:lsdException w:name="Hashtag" w:semiHidden="1" w:unhideWhenUsed="1"/>
+    <w:lsdException w:name="Unresolved Mention" w:semiHidden="1" w:unhideWhenUsed="1"/>
+    <w:lsdException w:name="Smart Link" w:semiHidden="1" w:unhideWhenUsed="1"/>
   </w:latentStyles>
   <w:style w:type="paragraph" w:default="1" w:styleId="a">
     <w:name w:val="Normal"/>
